--- a/Documentazione/MVP_WEB_APP_Pre-Registrazione_LNI_Messina.docx
+++ b/Documentazione/MVP_WEB_APP_Pre-Registrazione_LNI_Messina.docx
@@ -383,17 +383,29 @@
       </w:pPr>
       <w:r>
         <w:rPr/>
-        <w:t xml:space="preserve">La validità della pre-registrazione è fissata a </w:t>
-      </w:r>
-      <w:r>
-        <w:rPr>
-          <w:b/>
-        </w:rPr>
-        <w:t>tre mesi</w:t>
-      </w:r>
-      <w:r>
-        <w:rPr/>
-        <w:t xml:space="preserve">. Trascorso tale periodo, e in assenza di formalizzazione dell'adesione, si procederà alla cancellazione dei dati raccolti ai fini della richiesta di pre-iscrizione. Saranno conservati e gestiti esclusivamente i contatti che hanno rilasciato il </w:t>
+        <w:t xml:space="preserve">La validità della pre-registrazione è fissata </w:t>
+      </w:r>
+      <w:r>
+        <w:rPr>
+          <w:b/>
+          <w:bCs/>
+        </w:rPr>
+        <w:t xml:space="preserve">a </w:t>
+      </w:r>
+      <w:r>
+        <w:rPr>
+          <w:b/>
+          <w:bCs/>
+        </w:rPr>
+        <w:t>massimo 90 giorni</w:t>
+      </w:r>
+      <w:r>
+        <w:rPr/>
+        <w:t>.</w:t>
+      </w:r>
+      <w:r>
+        <w:rPr/>
+        <w:t xml:space="preserve"> Trascorso tale periodo, e in assenza di formalizzazione dell'adesione, si procederà alla cancellazione dei dati raccolti ai fini della richiesta di pre-iscrizione. Saranno conservati e gestiti esclusivamente i contatti che hanno rilasciato il </w:t>
       </w:r>
       <w:r>
         <w:rPr>
@@ -458,7 +470,10 @@
         <w:t xml:space="preserve"> della Sezione di Messina della Lega Navale Italiana </w:t>
       </w:r>
       <w:r>
-        <w:rPr/>
+        <w:rPr>
+          <w:b/>
+          <w:bCs/>
+        </w:rPr>
         <w:t>ed ai gestori dei servizi socio ricreativi della sede.</w:t>
       </w:r>
     </w:p>
@@ -1349,13 +1364,44 @@
     </w:p>
     <w:p>
       <w:pPr>
-        <w:pStyle w:val="BodyText"/>
-        <w:numPr>
-          <w:ilvl w:val="0"/>
-          <w:numId w:val="0"/>
-        </w:numPr>
-        <w:bidi w:val="0"/>
-        <w:ind w:hanging="0" w:start="720"/>
+        <w:pStyle w:val="Heading4"/>
+        <w:numPr>
+          <w:ilvl w:val="0"/>
+          <w:numId w:val="0"/>
+        </w:numPr>
+        <w:ind w:hanging="0" w:start="1800"/>
+        <w:rPr/>
+      </w:pPr>
+      <w:r>
+        <w:rPr/>
+        <w:t>Scanner Check-in (</w:t>
+      </w:r>
+      <w:r>
+        <w:rPr>
+          <w:rStyle w:val="Testosorgente"/>
+        </w:rPr>
+        <w:t>/checkin</w:t>
+      </w:r>
+      <w:r>
+        <w:rPr/>
+        <w:t xml:space="preserve">) – </w:t>
+      </w:r>
+      <w:r>
+        <w:rPr>
+          <w:i/>
+        </w:rPr>
+        <w:t>Accesso rapido (senza login)</w:t>
+      </w:r>
+    </w:p>
+    <w:p>
+      <w:pPr>
+        <w:pStyle w:val="BodyText"/>
+        <w:numPr>
+          <w:ilvl w:val="0"/>
+          <w:numId w:val="0"/>
+        </w:numPr>
+        <w:bidi w:val="0"/>
+        <w:ind w:hanging="0" w:start="2160"/>
         <w:jc w:val="both"/>
         <w:rPr>
           <w:b/>
@@ -1955,62 +2001,730 @@
     <w:p>
       <w:pPr>
         <w:pStyle w:val="BodyText"/>
-        <w:numPr>
-          <w:ilvl w:val="0"/>
-          <w:numId w:val="0"/>
-        </w:numPr>
-        <w:bidi w:val="0"/>
-        <w:ind w:hanging="0" w:start="720"/>
-        <w:jc w:val="start"/>
-        <w:rPr>
-          <w:b/>
-          <w:bCs/>
-          <w:sz w:val="36"/>
-          <w:szCs w:val="36"/>
-        </w:rPr>
-      </w:pPr>
-      <w:r>
-        <w:rPr/>
-      </w:r>
-    </w:p>
-    <w:p>
-      <w:pPr>
-        <w:pStyle w:val="BodyText"/>
-        <w:numPr>
-          <w:ilvl w:val="0"/>
-          <w:numId w:val="0"/>
-        </w:numPr>
-        <w:bidi w:val="0"/>
-        <w:ind w:hanging="0" w:start="720"/>
-        <w:jc w:val="start"/>
-        <w:rPr>
-          <w:b/>
-          <w:bCs/>
-          <w:sz w:val="36"/>
-          <w:szCs w:val="36"/>
-        </w:rPr>
-      </w:pPr>
-      <w:r>
-        <w:rPr/>
-      </w:r>
-    </w:p>
-    <w:p>
-      <w:pPr>
-        <w:pStyle w:val="BodyText"/>
-        <w:numPr>
-          <w:ilvl w:val="0"/>
-          <w:numId w:val="0"/>
-        </w:numPr>
-        <w:bidi w:val="0"/>
-        <w:ind w:hanging="0" w:start="720"/>
-        <w:jc w:val="start"/>
-        <w:rPr/>
-      </w:pPr>
-      <w:r>
-        <w:rPr>
-          <w:b/>
-          <w:bCs/>
+        <w:rPr/>
+      </w:pPr>
+      <w:r>
+        <w:rPr/>
+        <w:t>Area riservata al personale per la gestione e il monitoraggio degli accessi in tempo reale.</w:t>
+      </w:r>
+    </w:p>
+    <w:p>
+      <w:pPr>
+        <w:pStyle w:val="Heading3"/>
+        <w:rPr/>
+      </w:pPr>
+      <w:r>
+        <w:rPr/>
+        <w:t xml:space="preserve">🔒 </w:t>
+      </w:r>
+      <w:r>
+        <w:rPr/>
+        <w:t>Sicurezza</w:t>
+      </w:r>
+    </w:p>
+    <w:p>
+      <w:pPr>
+        <w:pStyle w:val="BodyText"/>
+        <w:numPr>
+          <w:ilvl w:val="0"/>
+          <w:numId w:val="3"/>
+        </w:numPr>
+        <w:tabs>
+          <w:tab w:val="clear" w:pos="709"/>
+          <w:tab w:val="left" w:pos="0" w:leader="none"/>
+        </w:tabs>
+        <w:ind w:hanging="283" w:start="709"/>
+        <w:rPr/>
+      </w:pPr>
+      <w:r>
+        <w:rPr>
+          <w:b/>
+        </w:rPr>
+        <w:t>Login:</w:t>
+      </w:r>
+      <w:r>
+        <w:rPr/>
+        <w:t xml:space="preserve"> Utente: </w:t>
+      </w:r>
+      <w:r>
+        <w:rPr>
+          <w:rStyle w:val="Testosorgente"/>
+        </w:rPr>
+        <w:t>operatore</w:t>
+      </w:r>
+      <w:r>
+        <w:rPr/>
+        <w:t xml:space="preserve"> | </w:t>
+      </w:r>
+      <w:r>
+        <w:rPr>
+          <w:b/>
+          <w:bCs/>
+        </w:rPr>
+        <w:t>Password:</w:t>
+      </w:r>
+      <w:r>
+        <w:rPr/>
+        <w:t xml:space="preserve"> </w:t>
+      </w:r>
+      <w:r>
+        <w:rPr>
+          <w:rStyle w:val="Testosorgente"/>
+        </w:rPr>
+        <w:t>verifica1!</w:t>
+      </w:r>
+    </w:p>
+    <w:p>
+      <w:pPr>
+        <w:pStyle w:val="BodyText"/>
+        <w:numPr>
+          <w:ilvl w:val="0"/>
+          <w:numId w:val="3"/>
+        </w:numPr>
+        <w:tabs>
+          <w:tab w:val="clear" w:pos="709"/>
+          <w:tab w:val="left" w:pos="0" w:leader="none"/>
+        </w:tabs>
+        <w:ind w:hanging="283" w:start="709"/>
+        <w:rPr/>
+      </w:pPr>
+      <w:r>
+        <w:rPr>
+          <w:b/>
+        </w:rPr>
+        <w:t>Protezione:</w:t>
+      </w:r>
+      <w:r>
+        <w:rPr/>
+        <w:t xml:space="preserve"> </w:t>
+      </w:r>
+      <w:r>
+        <w:rPr>
+          <w:rStyle w:val="Testosorgente"/>
+        </w:rPr>
+        <w:t>OperatorGuard</w:t>
+      </w:r>
+      <w:r>
+        <w:rPr/>
+        <w:t xml:space="preserve"> lato server e </w:t>
+      </w:r>
+      <w:r>
+        <w:rPr>
+          <w:b/>
+        </w:rPr>
+        <w:t>Rate Limiting anti-brute-force</w:t>
+      </w:r>
+      <w:r>
+        <w:rPr/>
+        <w:t>.</w:t>
+      </w:r>
+    </w:p>
+    <w:p>
+      <w:pPr>
+        <w:pStyle w:val="Lineaorizzontale"/>
+        <w:rPr/>
+      </w:pPr>
+      <w:r>
+        <w:rPr/>
+      </w:r>
+    </w:p>
+    <w:p>
+      <w:pPr>
+        <w:pStyle w:val="Heading3"/>
+        <w:rPr/>
+      </w:pPr>
+      <w:r>
+        <w:rPr/>
+        <w:t xml:space="preserve">🛠️ </w:t>
+      </w:r>
+      <w:r>
+        <w:rPr/>
+        <w:t>Funzionalità Principali</w:t>
+      </w:r>
+    </w:p>
+    <w:p>
+      <w:pPr>
+        <w:pStyle w:val="Heading4"/>
+        <w:rPr/>
+      </w:pPr>
+      <w:r>
+        <w:rPr/>
+        <w:t>1. Scanner Check-in (</w:t>
+      </w:r>
+      <w:r>
+        <w:rPr>
+          <w:rStyle w:val="Testosorgente"/>
+        </w:rPr>
+        <w:t>/checkin</w:t>
+      </w:r>
+      <w:r>
+        <w:rPr/>
+        <w:t xml:space="preserve">) – </w:t>
+      </w:r>
+      <w:r>
+        <w:rPr>
           <w:i/>
+        </w:rPr>
+        <w:t>Accesso rapido (senza login)</w:t>
+      </w:r>
+    </w:p>
+    <w:p>
+      <w:pPr>
+        <w:pStyle w:val="BodyText"/>
+        <w:numPr>
+          <w:ilvl w:val="0"/>
+          <w:numId w:val="4"/>
+        </w:numPr>
+        <w:tabs>
+          <w:tab w:val="clear" w:pos="709"/>
+          <w:tab w:val="left" w:pos="0" w:leader="none"/>
+        </w:tabs>
+        <w:ind w:hanging="283" w:start="709"/>
+        <w:rPr/>
+      </w:pPr>
+      <w:r>
+        <w:rPr>
+          <w:b/>
+        </w:rPr>
+        <w:t>Input:</w:t>
+      </w:r>
+      <w:r>
+        <w:rPr/>
+        <w:t xml:space="preserve"> Scansione </w:t>
+      </w:r>
+      <w:r>
+        <w:rPr>
+          <w:b/>
+        </w:rPr>
+        <w:t>Codice QR</w:t>
+      </w:r>
+      <w:r>
+        <w:rPr/>
+        <w:t xml:space="preserve"> o ricerca manuale (</w:t>
+      </w:r>
+      <w:r>
+        <w:rPr>
+          <w:i/>
+        </w:rPr>
+        <w:t>Nome/Cognome/Telefono</w:t>
+      </w:r>
+      <w:r>
+        <w:rPr/>
+        <w:t>).</w:t>
+      </w:r>
+    </w:p>
+    <w:p>
+      <w:pPr>
+        <w:pStyle w:val="BodyText"/>
+        <w:numPr>
+          <w:ilvl w:val="0"/>
+          <w:numId w:val="4"/>
+        </w:numPr>
+        <w:tabs>
+          <w:tab w:val="clear" w:pos="709"/>
+          <w:tab w:val="left" w:pos="0" w:leader="none"/>
+        </w:tabs>
+        <w:ind w:hanging="283" w:start="709"/>
+        <w:rPr/>
+      </w:pPr>
+      <w:r>
+        <w:rPr>
+          <w:b/>
+        </w:rPr>
+        <w:t>Logica:</w:t>
+      </w:r>
+      <w:r>
+        <w:rPr/>
+        <w:t xml:space="preserve"> Verifica lo stato su Supabase (</w:t>
+      </w:r>
+      <w:r>
+        <w:rPr>
+          <w:i/>
+        </w:rPr>
+        <w:t>Attivo/Scaduto/Revocato</w:t>
+      </w:r>
+      <w:r>
+        <w:rPr/>
+        <w:t>).</w:t>
+      </w:r>
+    </w:p>
+    <w:p>
+      <w:pPr>
+        <w:pStyle w:val="BodyText"/>
+        <w:numPr>
+          <w:ilvl w:val="0"/>
+          <w:numId w:val="4"/>
+        </w:numPr>
+        <w:tabs>
+          <w:tab w:val="clear" w:pos="709"/>
+          <w:tab w:val="left" w:pos="0" w:leader="none"/>
+        </w:tabs>
+        <w:ind w:hanging="283" w:start="709"/>
+        <w:rPr/>
+      </w:pPr>
+      <w:r>
+        <w:rPr>
+          <w:b/>
+        </w:rPr>
+        <w:t>Log di sistema:</w:t>
+      </w:r>
+      <w:r>
+        <w:rPr/>
+        <w:t xml:space="preserve"> Registra l'ingresso con timestamp ed esito deterministico:</w:t>
+      </w:r>
+    </w:p>
+    <w:p>
+      <w:pPr>
+        <w:pStyle w:val="BodyText"/>
+        <w:numPr>
+          <w:ilvl w:val="1"/>
+          <w:numId w:val="4"/>
+        </w:numPr>
+        <w:tabs>
+          <w:tab w:val="clear" w:pos="709"/>
+          <w:tab w:val="left" w:pos="0" w:leader="none"/>
+        </w:tabs>
+        <w:ind w:hanging="283" w:start="1418"/>
+        <w:rPr/>
+      </w:pPr>
+      <w:r>
+        <w:rPr>
+          <w:rStyle w:val="Testosorgente"/>
+        </w:rPr>
+        <w:t>SUCCESS</w:t>
+      </w:r>
+      <w:r>
+        <w:rPr/>
+        <w:t xml:space="preserve"> (Consentito) | </w:t>
+      </w:r>
+      <w:r>
+        <w:rPr>
+          <w:rStyle w:val="Testosorgente"/>
+        </w:rPr>
+        <w:t>EXPIRED</w:t>
+      </w:r>
+      <w:r>
+        <w:rPr/>
+        <w:t xml:space="preserve"> (&gt;90gg) | </w:t>
+      </w:r>
+      <w:r>
+        <w:rPr>
+          <w:rStyle w:val="Testosorgente"/>
+        </w:rPr>
+        <w:t>REVOKED</w:t>
+      </w:r>
+      <w:r>
+        <w:rPr/>
+        <w:t xml:space="preserve"> (Revocato) | </w:t>
+      </w:r>
+      <w:r>
+        <w:rPr>
+          <w:rStyle w:val="Testosorgente"/>
+        </w:rPr>
+        <w:t>NOT_FOUND</w:t>
+      </w:r>
+      <w:r>
+        <w:rPr/>
+        <w:t xml:space="preserve"> (Non censito).</w:t>
+      </w:r>
+    </w:p>
+    <w:p>
+      <w:pPr>
+        <w:pStyle w:val="Heading4"/>
+        <w:rPr/>
+      </w:pPr>
+      <w:r>
+        <w:rPr/>
+        <w:t>2. Registro Accessi (</w:t>
+      </w:r>
+      <w:r>
+        <w:rPr>
+          <w:rStyle w:val="Testosorgente"/>
+        </w:rPr>
+        <w:t>/operator/accessi</w:t>
+      </w:r>
+      <w:r>
+        <w:rPr/>
+        <w:t xml:space="preserve">) – </w:t>
+      </w:r>
+      <w:r>
+        <w:rPr>
+          <w:i/>
+        </w:rPr>
+        <w:t>Protetto da OperatorGuard</w:t>
+      </w:r>
+    </w:p>
+    <w:p>
+      <w:pPr>
+        <w:pStyle w:val="BodyText"/>
+        <w:numPr>
+          <w:ilvl w:val="0"/>
+          <w:numId w:val="5"/>
+        </w:numPr>
+        <w:tabs>
+          <w:tab w:val="clear" w:pos="709"/>
+          <w:tab w:val="left" w:pos="0" w:leader="none"/>
+        </w:tabs>
+        <w:ind w:hanging="283" w:start="709"/>
+        <w:rPr/>
+      </w:pPr>
+      <w:r>
+        <w:rPr>
+          <w:b/>
+        </w:rPr>
+        <w:t>Funzioni:</w:t>
+      </w:r>
+      <w:r>
+        <w:rPr/>
+        <w:t xml:space="preserve"> Elenco cronologico degli ingressi con filtri temporali rapidi (</w:t>
+      </w:r>
+      <w:r>
+        <w:rPr>
+          <w:b/>
+        </w:rPr>
+        <w:t>4h / 6h / 12h / 24h</w:t>
+      </w:r>
+      <w:r>
+        <w:rPr/>
+        <w:t>).</w:t>
+      </w:r>
+    </w:p>
+    <w:p>
+      <w:pPr>
+        <w:pStyle w:val="BodyText"/>
+        <w:numPr>
+          <w:ilvl w:val="0"/>
+          <w:numId w:val="5"/>
+        </w:numPr>
+        <w:tabs>
+          <w:tab w:val="clear" w:pos="709"/>
+          <w:tab w:val="left" w:pos="0" w:leader="none"/>
+        </w:tabs>
+        <w:ind w:hanging="283" w:start="709"/>
+        <w:rPr/>
+      </w:pPr>
+      <w:r>
+        <w:rPr>
+          <w:b/>
+        </w:rPr>
+        <w:t>Interfaccia:</w:t>
+      </w:r>
+      <w:r>
+        <w:rPr/>
+        <w:t xml:space="preserve"> Contatore totale, pulsante di aggiornamento rapido e badge visivi:</w:t>
+      </w:r>
+    </w:p>
+    <w:p>
+      <w:pPr>
+        <w:pStyle w:val="BodyText"/>
+        <w:numPr>
+          <w:ilvl w:val="1"/>
+          <w:numId w:val="5"/>
+        </w:numPr>
+        <w:tabs>
+          <w:tab w:val="clear" w:pos="709"/>
+          <w:tab w:val="left" w:pos="0" w:leader="none"/>
+        </w:tabs>
+        <w:ind w:hanging="283" w:start="1418"/>
+        <w:rPr/>
+      </w:pPr>
+      <w:r>
+        <w:rPr/>
+        <w:t xml:space="preserve">✅ </w:t>
+      </w:r>
+      <w:r>
+        <w:rPr>
+          <w:rStyle w:val="Testosorgente"/>
+        </w:rPr>
+        <w:t>SUCCESS</w:t>
+      </w:r>
+      <w:r>
+        <w:rPr/>
+        <w:t xml:space="preserve"> | ⏳ </w:t>
+      </w:r>
+      <w:r>
+        <w:rPr>
+          <w:rStyle w:val="Testosorgente"/>
+        </w:rPr>
+        <w:t>EXPIRED</w:t>
+      </w:r>
+      <w:r>
+        <w:rPr/>
+        <w:t xml:space="preserve"> | ❌ </w:t>
+      </w:r>
+      <w:r>
+        <w:rPr>
+          <w:rStyle w:val="Testosorgente"/>
+        </w:rPr>
+        <w:t>REVOKED</w:t>
+      </w:r>
+      <w:r>
+        <w:rPr/>
+        <w:t xml:space="preserve"> / </w:t>
+      </w:r>
+      <w:r>
+        <w:rPr>
+          <w:rStyle w:val="Testosorgente"/>
+        </w:rPr>
+        <w:t>NOT_FOUND</w:t>
+      </w:r>
+    </w:p>
+    <w:p>
+      <w:pPr>
+        <w:pStyle w:val="Heading4"/>
+        <w:rPr>
+          <w:i/>
+        </w:rPr>
+      </w:pPr>
+      <w:r>
+        <w:rPr/>
+      </w:r>
+    </w:p>
+    <w:p>
+      <w:pPr>
+        <w:pStyle w:val="BodyText"/>
+        <w:numPr>
+          <w:ilvl w:val="0"/>
+          <w:numId w:val="0"/>
+        </w:numPr>
+        <w:bidi w:val="0"/>
+        <w:ind w:hanging="0" w:start="720"/>
+        <w:jc w:val="start"/>
+        <w:rPr>
+          <w:rFonts w:ascii="ui-sans-serif;system-ui;apple-system;BlinkMacSystemFont;Segoe UI;sans-serif" w:hAnsi="ui-sans-serif;system-ui;apple-system;BlinkMacSystemFont;Segoe UI;sans-serif"/>
+          <w:b w:val="false"/>
+          <w:bCs/>
+          <w:i w:val="false"/>
+          <w:i/>
+          <w:caps w:val="false"/>
+          <w:smallCaps w:val="false"/>
+          <w:spacing w:val="0"/>
+          <w:sz w:val="21"/>
+          <w:szCs w:val="36"/>
+        </w:rPr>
+      </w:pPr>
+      <w:r>
+        <w:rPr>
+          <w:color w:val="auto"/>
+        </w:rPr>
+      </w:r>
+    </w:p>
+    <w:p>
+      <w:pPr>
+        <w:pStyle w:val="BodyText"/>
+        <w:numPr>
+          <w:ilvl w:val="0"/>
+          <w:numId w:val="0"/>
+        </w:numPr>
+        <w:bidi w:val="0"/>
+        <w:ind w:hanging="0" w:start="720"/>
+        <w:jc w:val="start"/>
+        <w:rPr>
+          <w:b/>
+          <w:bCs/>
+          <w:sz w:val="36"/>
+          <w:szCs w:val="36"/>
+        </w:rPr>
+      </w:pPr>
+      <w:r>
+        <w:rPr/>
+      </w:r>
+    </w:p>
+    <w:p>
+      <w:pPr>
+        <w:pStyle w:val="BodyText"/>
+        <w:numPr>
+          <w:ilvl w:val="0"/>
+          <w:numId w:val="0"/>
+        </w:numPr>
+        <w:bidi w:val="0"/>
+        <w:ind w:hanging="0" w:start="720"/>
+        <w:jc w:val="start"/>
+        <w:rPr>
+          <w:b/>
+          <w:bCs/>
+          <w:sz w:val="36"/>
+          <w:szCs w:val="36"/>
+        </w:rPr>
+      </w:pPr>
+      <w:r>
+        <w:rPr/>
+      </w:r>
+    </w:p>
+    <w:p>
+      <w:pPr>
+        <w:pStyle w:val="BodyText"/>
+        <w:numPr>
+          <w:ilvl w:val="0"/>
+          <w:numId w:val="0"/>
+        </w:numPr>
+        <w:bidi w:val="0"/>
+        <w:ind w:hanging="0" w:start="720"/>
+        <w:jc w:val="start"/>
+        <w:rPr>
+          <w:b/>
+          <w:bCs/>
+          <w:i/>
+          <w:i/>
+          <w:color w:val="C9211E"/>
+          <w:sz w:val="36"/>
+          <w:szCs w:val="36"/>
+        </w:rPr>
+      </w:pPr>
+      <w:r>
+        <w:rPr/>
+      </w:r>
+    </w:p>
+    <w:p>
+      <w:pPr>
+        <w:pStyle w:val="BodyText"/>
+        <w:bidi w:val="0"/>
+        <w:jc w:val="start"/>
+        <w:rPr>
+          <w:b/>
+          <w:bCs/>
+          <w:i/>
+          <w:i/>
+          <w:color w:val="C9211E"/>
+          <w:sz w:val="36"/>
+          <w:szCs w:val="36"/>
+        </w:rPr>
+      </w:pPr>
+      <w:r>
+        <w:rPr/>
+      </w:r>
+    </w:p>
+    <w:p>
+      <w:pPr>
+        <w:pStyle w:val="BodyText"/>
+        <w:bidi w:val="0"/>
+        <w:jc w:val="start"/>
+        <w:rPr>
+          <w:b/>
+          <w:bCs/>
+          <w:i/>
+          <w:i/>
+          <w:color w:val="C9211E"/>
+          <w:sz w:val="36"/>
+          <w:szCs w:val="36"/>
+        </w:rPr>
+      </w:pPr>
+      <w:r>
+        <w:rPr/>
+      </w:r>
+    </w:p>
+    <w:p>
+      <w:pPr>
+        <w:pStyle w:val="BodyText"/>
+        <w:bidi w:val="0"/>
+        <w:jc w:val="start"/>
+        <w:rPr>
+          <w:b/>
+          <w:bCs/>
+          <w:i/>
+          <w:i/>
+          <w:color w:val="C9211E"/>
+          <w:sz w:val="36"/>
+          <w:szCs w:val="36"/>
+        </w:rPr>
+      </w:pPr>
+      <w:r>
+        <w:rPr/>
+      </w:r>
+    </w:p>
+    <w:p>
+      <w:pPr>
+        <w:pStyle w:val="BodyText"/>
+        <w:bidi w:val="0"/>
+        <w:jc w:val="start"/>
+        <w:rPr>
+          <w:b/>
+          <w:bCs/>
+          <w:i/>
+          <w:i/>
+          <w:color w:val="C9211E"/>
+          <w:sz w:val="36"/>
+          <w:szCs w:val="36"/>
+        </w:rPr>
+      </w:pPr>
+      <w:r>
+        <w:rPr/>
+      </w:r>
+    </w:p>
+    <w:p>
+      <w:pPr>
+        <w:pStyle w:val="BodyText"/>
+        <w:bidi w:val="0"/>
+        <w:jc w:val="start"/>
+        <w:rPr>
+          <w:b/>
+          <w:bCs/>
+          <w:i/>
+          <w:i/>
+          <w:color w:val="C9211E"/>
+          <w:sz w:val="36"/>
+          <w:szCs w:val="36"/>
+        </w:rPr>
+      </w:pPr>
+      <w:r>
+        <w:rPr/>
+      </w:r>
+    </w:p>
+    <w:p>
+      <w:pPr>
+        <w:pStyle w:val="BodyText"/>
+        <w:bidi w:val="0"/>
+        <w:jc w:val="start"/>
+        <w:rPr>
+          <w:b/>
+          <w:bCs/>
+          <w:i/>
+          <w:i/>
+          <w:color w:val="C9211E"/>
+          <w:sz w:val="36"/>
+          <w:szCs w:val="36"/>
+        </w:rPr>
+      </w:pPr>
+      <w:r>
+        <w:rPr/>
+      </w:r>
+    </w:p>
+    <w:p>
+      <w:pPr>
+        <w:pStyle w:val="BodyText"/>
+        <w:bidi w:val="0"/>
+        <w:jc w:val="start"/>
+        <w:rPr>
+          <w:b/>
+          <w:bCs/>
+          <w:i/>
+          <w:i/>
+          <w:color w:val="C9211E"/>
+          <w:sz w:val="36"/>
+          <w:szCs w:val="36"/>
+        </w:rPr>
+      </w:pPr>
+      <w:r>
+        <w:rPr/>
+      </w:r>
+    </w:p>
+    <w:p>
+      <w:pPr>
+        <w:pStyle w:val="BodyText"/>
+        <w:numPr>
+          <w:ilvl w:val="0"/>
+          <w:numId w:val="0"/>
+        </w:numPr>
+        <w:bidi w:val="0"/>
+        <w:ind w:hanging="0" w:start="2520"/>
+        <w:jc w:val="start"/>
+        <w:rPr/>
+      </w:pPr>
+      <w:r>
+        <w:rPr>
+          <w:b/>
+          <w:bCs/>
+          <w:i/>
           <w:color w:val="C9211E"/>
           <w:sz w:val="36"/>
           <w:szCs w:val="36"/>
@@ -2036,6 +2750,18 @@
         <w:jc w:val="start"/>
         <w:rPr/>
       </w:pPr>
+      <w:r>
+        <w:rPr>
+          <w:b/>
+          <w:bCs/>
+          <w:i/>
+          <w:color w:val="C9211E"/>
+          <w:sz w:val="36"/>
+          <w:szCs w:val="36"/>
+        </w:rPr>
+        <w:tab/>
+        <w:tab/>
+      </w:r>
       <w:hyperlink r:id="rId8">
         <w:r>
           <w:rPr>
@@ -2063,6 +2789,8 @@
           <w:i w:val="false"/>
           <w:iCs w:val="false"/>
           <w:color w:val="auto"/>
+          <w:sz w:val="32"/>
+          <w:szCs w:val="32"/>
         </w:rPr>
       </w:pPr>
       <w:r>
@@ -2072,19 +2800,11 @@
           <w:i w:val="false"/>
           <w:iCs w:val="false"/>
           <w:color w:val="auto"/>
-          <w:sz w:val="36"/>
-          <w:szCs w:val="36"/>
-        </w:rPr>
-        <w:t>credenziali</w:t>
-      </w:r>
-    </w:p>
-    <w:p>
-      <w:pPr>
-        <w:pStyle w:val="BodyText"/>
-        <w:bidi w:val="0"/>
-        <w:jc w:val="start"/>
-        <w:rPr/>
-      </w:pPr>
+          <w:sz w:val="32"/>
+          <w:szCs w:val="32"/>
+        </w:rPr>
+        <w:t xml:space="preserve">Il Pannello Amministrazione è l'area riservata agli admin </w:t>
+      </w:r>
       <w:r>
         <w:rPr>
           <w:b w:val="false"/>
@@ -2092,6 +2812,207 @@
           <w:i w:val="false"/>
           <w:iCs w:val="false"/>
           <w:color w:val="auto"/>
+          <w:sz w:val="32"/>
+          <w:szCs w:val="32"/>
+        </w:rPr>
+        <w:t xml:space="preserve">designati dalla </w:t>
+      </w:r>
+      <w:r>
+        <w:rPr>
+          <w:b w:val="false"/>
+          <w:bCs w:val="false"/>
+          <w:i w:val="false"/>
+          <w:iCs w:val="false"/>
+          <w:color w:val="auto"/>
+          <w:sz w:val="32"/>
+          <w:szCs w:val="32"/>
+        </w:rPr>
+        <w:t>LNI Messina.</w:t>
+      </w:r>
+    </w:p>
+    <w:p>
+      <w:pPr>
+        <w:pStyle w:val="BodyText"/>
+        <w:bidi w:val="0"/>
+        <w:jc w:val="start"/>
+        <w:rPr>
+          <w:b w:val="false"/>
+          <w:bCs w:val="false"/>
+          <w:i w:val="false"/>
+          <w:i w:val="false"/>
+          <w:iCs w:val="false"/>
+          <w:color w:val="auto"/>
+          <w:sz w:val="32"/>
+          <w:szCs w:val="32"/>
+        </w:rPr>
+      </w:pPr>
+      <w:r>
+        <w:rPr>
+          <w:b/>
+          <w:bCs/>
+          <w:i w:val="false"/>
+          <w:iCs w:val="false"/>
+          <w:color w:val="auto"/>
+          <w:sz w:val="32"/>
+          <w:szCs w:val="32"/>
+        </w:rPr>
+        <w:t>Dashboard (/admin)</w:t>
+      </w:r>
+      <w:r>
+        <w:rPr>
+          <w:b w:val="false"/>
+          <w:bCs w:val="false"/>
+          <w:i w:val="false"/>
+          <w:iCs w:val="false"/>
+          <w:color w:val="auto"/>
+          <w:sz w:val="32"/>
+          <w:szCs w:val="32"/>
+        </w:rPr>
+        <w:t xml:space="preserve"> — 5 card statistiche in tempo reale (utenti totali, soci attivi, aspiranti soci, QR attivi, check-in odierni) con link rapidi alle sezioni. Per admin_full: toggle per attivare/disattivare il report settimanale email (inviato ogni lunedì).</w:t>
+      </w:r>
+    </w:p>
+    <w:p>
+      <w:pPr>
+        <w:pStyle w:val="BodyText"/>
+        <w:bidi w:val="0"/>
+        <w:jc w:val="start"/>
+        <w:rPr>
+          <w:b w:val="false"/>
+          <w:bCs w:val="false"/>
+          <w:i w:val="false"/>
+          <w:i w:val="false"/>
+          <w:iCs w:val="false"/>
+          <w:color w:val="auto"/>
+          <w:sz w:val="32"/>
+          <w:szCs w:val="32"/>
+        </w:rPr>
+      </w:pPr>
+      <w:r>
+        <w:rPr>
+          <w:b/>
+          <w:bCs/>
+          <w:i w:val="false"/>
+          <w:iCs w:val="false"/>
+          <w:color w:val="auto"/>
+          <w:sz w:val="32"/>
+          <w:szCs w:val="32"/>
+        </w:rPr>
+        <w:t xml:space="preserve">Gestione Utenti (/admin/users) </w:t>
+      </w:r>
+      <w:r>
+        <w:rPr>
+          <w:b w:val="false"/>
+          <w:bCs w:val="false"/>
+          <w:i w:val="false"/>
+          <w:iCs w:val="false"/>
+          <w:color w:val="auto"/>
+          <w:sz w:val="32"/>
+          <w:szCs w:val="32"/>
+        </w:rPr>
+        <w:t>— CRUD completo su soci e pre-aderenti: creazione, modifica, eliminazione; campi: Nome, Cognome, Email (opzionale), Telefono, Tipo; ricerca testuale + filtri "Tutti / Soci Attivi / Pre-Aderenti"; controllo duplicati telefono lato API.</w:t>
+      </w:r>
+    </w:p>
+    <w:p>
+      <w:pPr>
+        <w:pStyle w:val="BodyText"/>
+        <w:bidi w:val="0"/>
+        <w:jc w:val="start"/>
+        <w:rPr>
+          <w:b w:val="false"/>
+          <w:bCs w:val="false"/>
+          <w:i w:val="false"/>
+          <w:i w:val="false"/>
+          <w:iCs w:val="false"/>
+          <w:color w:val="auto"/>
+          <w:sz w:val="32"/>
+          <w:szCs w:val="32"/>
+        </w:rPr>
+      </w:pPr>
+      <w:r>
+        <w:rPr>
+          <w:b/>
+          <w:bCs/>
+          <w:i w:val="false"/>
+          <w:iCs w:val="false"/>
+          <w:color w:val="auto"/>
+          <w:sz w:val="32"/>
+          <w:szCs w:val="32"/>
+        </w:rPr>
+        <w:t xml:space="preserve">Visualizza Ingressi (/admin/checkins) </w:t>
+      </w:r>
+      <w:r>
+        <w:rPr>
+          <w:b w:val="false"/>
+          <w:bCs w:val="false"/>
+          <w:i w:val="false"/>
+          <w:iCs w:val="false"/>
+          <w:color w:val="auto"/>
+          <w:sz w:val="32"/>
+          <w:szCs w:val="32"/>
+        </w:rPr>
+        <w:t>— Storico check-in con selettore data, riepilogo giornaliero (totale, riusciti, non riusciti) + conteggio mensile, tabella dettagliata con ora, nome, email, esito (SUCCESS/EXPIRED/NOT_FOUND), dispositivo.</w:t>
+      </w:r>
+    </w:p>
+    <w:p>
+      <w:pPr>
+        <w:pStyle w:val="BodyText"/>
+        <w:bidi w:val="0"/>
+        <w:jc w:val="start"/>
+        <w:rPr/>
+      </w:pPr>
+      <w:r>
+        <w:rPr>
+          <w:b w:val="false"/>
+          <w:bCs w:val="false"/>
+          <w:i w:val="false"/>
+          <w:iCs w:val="false"/>
+          <w:color w:val="auto"/>
+          <w:sz w:val="32"/>
+          <w:szCs w:val="32"/>
+        </w:rPr>
+      </w:r>
+    </w:p>
+    <w:p>
+      <w:pPr>
+        <w:pStyle w:val="BodyText"/>
+        <w:bidi w:val="0"/>
+        <w:jc w:val="start"/>
+        <w:rPr>
+          <w:b w:val="false"/>
+          <w:bCs w:val="false"/>
+          <w:i w:val="false"/>
+          <w:i w:val="false"/>
+          <w:iCs w:val="false"/>
+          <w:color w:val="auto"/>
+        </w:rPr>
+      </w:pPr>
+      <w:r>
+        <w:rPr>
+          <w:b w:val="false"/>
+          <w:bCs w:val="false"/>
+          <w:i w:val="false"/>
+          <w:iCs w:val="false"/>
+          <w:color w:val="auto"/>
+          <w:sz w:val="36"/>
+          <w:szCs w:val="36"/>
+        </w:rPr>
+        <w:t>credenziali</w:t>
+      </w:r>
+    </w:p>
+    <w:p>
+      <w:pPr>
+        <w:pStyle w:val="BodyText"/>
+        <w:bidi w:val="0"/>
+        <w:jc w:val="start"/>
+        <w:rPr/>
+      </w:pPr>
+      <w:r>
+        <w:rPr>
+          <w:b/>
+          <w:bCs/>
+          <w:i w:val="false"/>
+          <w:iCs w:val="false"/>
+          <w:color w:val="FF0000"/>
           <w:sz w:val="36"/>
           <w:szCs w:val="36"/>
         </w:rPr>
@@ -2101,11 +3022,11 @@
         <w:r>
           <w:rPr>
             <w:rStyle w:val="Hyperlink"/>
-            <w:b w:val="false"/>
-            <w:bCs w:val="false"/>
+            <w:b/>
+            <w:bCs/>
             <w:i w:val="false"/>
             <w:iCs w:val="false"/>
-            <w:color w:val="auto"/>
+            <w:color w:val="FF0000"/>
             <w:sz w:val="36"/>
             <w:szCs w:val="36"/>
           </w:rPr>
@@ -2119,12 +3040,47 @@
         <w:bidi w:val="0"/>
         <w:jc w:val="start"/>
         <w:rPr>
-          <w:b w:val="false"/>
-          <w:bCs w:val="false"/>
+          <w:b/>
+          <w:bCs/>
           <w:i w:val="false"/>
           <w:i w:val="false"/>
           <w:iCs w:val="false"/>
           <w:color w:val="auto"/>
+        </w:rPr>
+      </w:pPr>
+      <w:r>
+        <w:rPr>
+          <w:b/>
+          <w:bCs/>
+          <w:i w:val="false"/>
+          <w:iCs w:val="false"/>
+          <w:color w:val="FF0000"/>
+          <w:sz w:val="36"/>
+          <w:szCs w:val="36"/>
+        </w:rPr>
+        <w:t>PWD</w:t>
+      </w:r>
+      <w:r>
+        <w:rPr>
+          <w:b/>
+          <w:bCs/>
+          <w:i w:val="false"/>
+          <w:iCs w:val="false"/>
+          <w:color w:val="auto"/>
+          <w:sz w:val="36"/>
+          <w:szCs w:val="36"/>
+        </w:rPr>
+        <w:t>: SuperSuper10!</w:t>
+      </w:r>
+    </w:p>
+    <w:p>
+      <w:pPr>
+        <w:pStyle w:val="BodyText"/>
+        <w:bidi w:val="0"/>
+        <w:jc w:val="start"/>
+        <w:rPr>
+          <w:sz w:val="36"/>
+          <w:szCs w:val="36"/>
         </w:rPr>
       </w:pPr>
       <w:r>
@@ -2134,91 +3090,7 @@
           <w:i w:val="false"/>
           <w:iCs w:val="false"/>
           <w:color w:val="auto"/>
-          <w:sz w:val="36"/>
-          <w:szCs w:val="36"/>
-        </w:rPr>
-        <w:t>PWD: VerificaVerifica1!</w:t>
-      </w:r>
-    </w:p>
-    <w:p>
-      <w:pPr>
-        <w:pStyle w:val="BodyText"/>
-        <w:bidi w:val="0"/>
-        <w:jc w:val="start"/>
-        <w:rPr>
-          <w:b w:val="false"/>
-          <w:bCs w:val="false"/>
-          <w:i w:val="false"/>
-          <w:i w:val="false"/>
-          <w:iCs w:val="false"/>
-          <w:color w:val="auto"/>
-        </w:rPr>
-      </w:pPr>
-      <w:r>
-        <w:rPr>
-          <w:b w:val="false"/>
-          <w:bCs w:val="false"/>
-          <w:i w:val="false"/>
-          <w:iCs w:val="false"/>
-          <w:color w:val="auto"/>
-          <w:sz w:val="36"/>
-          <w:szCs w:val="36"/>
-        </w:rPr>
-        <w:t>Tramite questo pannello è possibile accedere all’elenco degli utente registrati nel DB</w:t>
-      </w:r>
-    </w:p>
-    <w:p>
-      <w:pPr>
-        <w:pStyle w:val="BodyText"/>
-        <w:bidi w:val="0"/>
-        <w:jc w:val="start"/>
-        <w:rPr>
-          <w:b w:val="false"/>
-          <w:bCs w:val="false"/>
-          <w:i w:val="false"/>
-          <w:i w:val="false"/>
-          <w:iCs w:val="false"/>
-          <w:color w:val="auto"/>
-        </w:rPr>
-      </w:pPr>
-      <w:r>
-        <w:rPr>
-          <w:b w:val="false"/>
-          <w:bCs w:val="false"/>
-          <w:i w:val="false"/>
-          <w:iCs w:val="false"/>
-          <w:color w:val="auto"/>
-          <w:sz w:val="36"/>
-          <w:szCs w:val="36"/>
-        </w:rPr>
-        <w:t>Inserire manualmente gli utenti nel DB</w:t>
-      </w:r>
-    </w:p>
-    <w:p>
-      <w:pPr>
-        <w:pStyle w:val="BodyText"/>
-        <w:bidi w:val="0"/>
-        <w:jc w:val="start"/>
-        <w:rPr>
-          <w:b w:val="false"/>
-          <w:bCs w:val="false"/>
-          <w:i w:val="false"/>
-          <w:i w:val="false"/>
-          <w:iCs w:val="false"/>
-          <w:color w:val="auto"/>
-        </w:rPr>
-      </w:pPr>
-      <w:r>
-        <w:rPr>
-          <w:b w:val="false"/>
-          <w:bCs w:val="false"/>
-          <w:i w:val="false"/>
-          <w:iCs w:val="false"/>
-          <w:color w:val="auto"/>
-          <w:sz w:val="36"/>
-          <w:szCs w:val="36"/>
-        </w:rPr>
-        <w:t>Accedere ad alcune statistiche sul numero di utenti registrati e registrazione degli accessi.</w:t>
+        </w:rPr>
       </w:r>
     </w:p>
     <w:p>
@@ -2606,892 +3478,13 @@
       <w:pPr>
         <w:pStyle w:val="BodyText"/>
         <w:bidi w:val="0"/>
-        <w:jc w:val="start"/>
-        <w:rPr>
-          <w:b/>
-          <w:bCs/>
-          <w:color w:val="C9211E"/>
-        </w:rPr>
-      </w:pPr>
-      <w:r>
-        <w:rPr>
-          <w:b/>
-          <w:bCs/>
-          <w:color w:val="C9211E"/>
-        </w:rPr>
-      </w:r>
-    </w:p>
-    <w:p>
-      <w:pPr>
-        <w:pStyle w:val="BodyText"/>
-        <w:bidi w:val="0"/>
-        <w:jc w:val="start"/>
-        <w:rPr>
-          <w:b/>
-          <w:bCs/>
-          <w:color w:val="C9211E"/>
-        </w:rPr>
-      </w:pPr>
-      <w:r>
-        <w:rPr>
-          <w:b/>
-          <w:bCs/>
-          <w:sz w:val="28"/>
-          <w:szCs w:val="28"/>
-        </w:rPr>
-      </w:r>
-    </w:p>
-    <w:p>
-      <w:pPr>
-        <w:pStyle w:val="BodyText"/>
-        <w:bidi w:val="0"/>
-        <w:jc w:val="start"/>
-        <w:rPr/>
-      </w:pPr>
-      <w:r>
-        <w:rPr/>
-      </w:r>
-    </w:p>
-    <w:p>
-      <w:pPr>
-        <w:pStyle w:val="BodyText"/>
-        <w:bidi w:val="0"/>
-        <w:jc w:val="start"/>
-        <w:rPr/>
-      </w:pPr>
-      <w:r>
-        <w:rPr/>
-      </w:r>
-    </w:p>
-    <w:p>
-      <w:pPr>
-        <w:pStyle w:val="BodyText"/>
-        <w:bidi w:val="0"/>
-        <w:jc w:val="start"/>
-        <w:rPr/>
-      </w:pPr>
-      <w:r>
-        <w:rPr/>
-      </w:r>
-    </w:p>
-    <w:p>
-      <w:pPr>
-        <w:pStyle w:val="BodyText"/>
-        <w:bidi w:val="0"/>
-        <w:jc w:val="start"/>
-        <w:rPr/>
-      </w:pPr>
-      <w:r>
-        <w:rPr/>
-      </w:r>
-    </w:p>
-    <w:p>
-      <w:pPr>
-        <w:pStyle w:val="BodyText"/>
-        <w:bidi w:val="0"/>
-        <w:jc w:val="start"/>
-        <w:rPr/>
-      </w:pPr>
-      <w:r>
-        <w:rPr/>
-      </w:r>
-    </w:p>
-    <w:p>
-      <w:pPr>
-        <w:pStyle w:val="BodyText"/>
-        <w:bidi w:val="0"/>
-        <w:jc w:val="start"/>
-        <w:rPr/>
-      </w:pPr>
-      <w:r>
-        <w:rPr/>
-      </w:r>
-    </w:p>
-    <w:p>
-      <w:pPr>
-        <w:pStyle w:val="BodyText"/>
-        <w:bidi w:val="0"/>
-        <w:jc w:val="start"/>
-        <w:rPr/>
-      </w:pPr>
-      <w:r>
-        <w:rPr/>
-      </w:r>
-    </w:p>
-    <w:p>
-      <w:pPr>
-        <w:pStyle w:val="BodyText"/>
-        <w:bidi w:val="0"/>
-        <w:jc w:val="start"/>
-        <w:rPr/>
-      </w:pPr>
-      <w:r>
-        <w:rPr/>
-      </w:r>
-    </w:p>
-    <w:p>
-      <w:pPr>
-        <w:pStyle w:val="BodyText"/>
-        <w:bidi w:val="0"/>
-        <w:jc w:val="start"/>
-        <w:rPr/>
-      </w:pPr>
-      <w:r>
-        <w:rPr/>
-      </w:r>
-    </w:p>
-    <w:p>
-      <w:pPr>
-        <w:pStyle w:val="BodyText"/>
-        <w:bidi w:val="0"/>
-        <w:jc w:val="start"/>
-        <w:rPr/>
-      </w:pPr>
-      <w:r>
-        <w:rPr/>
-      </w:r>
-    </w:p>
-    <w:p>
-      <w:pPr>
-        <w:pStyle w:val="BodyText"/>
-        <w:bidi w:val="0"/>
-        <w:jc w:val="start"/>
-        <w:rPr/>
-      </w:pPr>
-      <w:r>
-        <w:rPr/>
-      </w:r>
-    </w:p>
-    <w:p>
-      <w:pPr>
-        <w:pStyle w:val="BodyText"/>
-        <w:bidi w:val="0"/>
-        <w:jc w:val="start"/>
-        <w:rPr>
-          <w:b/>
-          <w:bCs/>
-          <w:sz w:val="30"/>
-          <w:szCs w:val="30"/>
-        </w:rPr>
-      </w:pPr>
-      <w:r>
-        <w:rPr>
-          <w:b/>
-          <w:bCs/>
-          <w:sz w:val="30"/>
-          <w:szCs w:val="30"/>
-        </w:rPr>
-      </w:r>
-    </w:p>
-    <w:p>
-      <w:pPr>
-        <w:pStyle w:val="BodyText"/>
-        <w:bidi w:val="0"/>
-        <w:jc w:val="start"/>
-        <w:rPr>
-          <w:b/>
-          <w:bCs/>
-          <w:sz w:val="30"/>
-          <w:szCs w:val="30"/>
-        </w:rPr>
-      </w:pPr>
-      <w:r>
-        <w:rPr>
-          <w:b/>
-          <w:bCs/>
-          <w:sz w:val="30"/>
-          <w:szCs w:val="30"/>
-        </w:rPr>
-      </w:r>
-    </w:p>
-    <w:p>
-      <w:pPr>
-        <w:pStyle w:val="BodyText"/>
-        <w:bidi w:val="0"/>
-        <w:jc w:val="start"/>
-        <w:rPr>
-          <w:b/>
-          <w:bCs/>
-          <w:sz w:val="30"/>
-          <w:szCs w:val="30"/>
-        </w:rPr>
-      </w:pPr>
-      <w:r>
-        <w:rPr>
-          <w:b/>
-          <w:bCs/>
-          <w:sz w:val="30"/>
-          <w:szCs w:val="30"/>
-        </w:rPr>
-      </w:r>
-    </w:p>
-    <w:p>
-      <w:pPr>
-        <w:pStyle w:val="BodyText"/>
-        <w:bidi w:val="0"/>
-        <w:jc w:val="start"/>
-        <w:rPr>
-          <w:b/>
-          <w:bCs/>
-          <w:sz w:val="30"/>
-          <w:szCs w:val="30"/>
-        </w:rPr>
-      </w:pPr>
-      <w:r>
-        <w:rPr>
-          <w:b/>
-          <w:bCs/>
-          <w:sz w:val="30"/>
-          <w:szCs w:val="30"/>
-        </w:rPr>
-      </w:r>
-    </w:p>
-    <w:p>
-      <w:pPr>
-        <w:pStyle w:val="BodyText"/>
-        <w:bidi w:val="0"/>
-        <w:jc w:val="start"/>
-        <w:rPr>
-          <w:b/>
-          <w:bCs/>
-          <w:sz w:val="30"/>
-          <w:szCs w:val="30"/>
-        </w:rPr>
-      </w:pPr>
-      <w:r>
-        <w:rPr>
-          <w:b/>
-          <w:bCs/>
-          <w:sz w:val="30"/>
-          <w:szCs w:val="30"/>
-        </w:rPr>
-      </w:r>
-    </w:p>
-    <w:p>
-      <w:pPr>
-        <w:pStyle w:val="BodyText"/>
-        <w:bidi w:val="0"/>
-        <w:jc w:val="start"/>
-        <w:rPr>
-          <w:b/>
-          <w:bCs/>
-          <w:sz w:val="30"/>
-          <w:szCs w:val="30"/>
-        </w:rPr>
-      </w:pPr>
-      <w:r>
-        <w:rPr>
-          <w:b/>
-          <w:bCs/>
-          <w:sz w:val="30"/>
-          <w:szCs w:val="30"/>
-        </w:rPr>
-      </w:r>
-    </w:p>
-    <w:p>
-      <w:pPr>
-        <w:pStyle w:val="BodyText"/>
-        <w:bidi w:val="0"/>
-        <w:jc w:val="start"/>
-        <w:rPr>
-          <w:b/>
-          <w:bCs/>
-          <w:sz w:val="30"/>
-          <w:szCs w:val="30"/>
-        </w:rPr>
-      </w:pPr>
-      <w:r>
-        <w:rPr>
-          <w:b/>
-          <w:bCs/>
-          <w:sz w:val="30"/>
-          <w:szCs w:val="30"/>
-        </w:rPr>
-      </w:r>
-    </w:p>
-    <w:p>
-      <w:pPr>
-        <w:pStyle w:val="BodyText"/>
-        <w:bidi w:val="0"/>
-        <w:jc w:val="start"/>
-        <w:rPr>
-          <w:b/>
-          <w:bCs/>
-          <w:sz w:val="30"/>
-          <w:szCs w:val="30"/>
-        </w:rPr>
-      </w:pPr>
-      <w:r>
-        <w:rPr>
-          <w:b/>
-          <w:bCs/>
-          <w:sz w:val="30"/>
-          <w:szCs w:val="30"/>
-        </w:rPr>
-      </w:r>
-    </w:p>
-    <w:p>
-      <w:pPr>
-        <w:pStyle w:val="BodyText"/>
-        <w:bidi w:val="0"/>
-        <w:jc w:val="start"/>
-        <w:rPr>
-          <w:b/>
-          <w:bCs/>
-          <w:sz w:val="30"/>
-          <w:szCs w:val="30"/>
-        </w:rPr>
-      </w:pPr>
-      <w:r>
-        <w:rPr>
-          <w:b/>
-          <w:bCs/>
-          <w:sz w:val="30"/>
-          <w:szCs w:val="30"/>
-        </w:rPr>
-      </w:r>
-    </w:p>
-    <w:p>
-      <w:pPr>
-        <w:pStyle w:val="BodyText"/>
-        <w:bidi w:val="0"/>
-        <w:jc w:val="start"/>
-        <w:rPr>
-          <w:b/>
-          <w:bCs/>
-          <w:sz w:val="30"/>
-          <w:szCs w:val="30"/>
-        </w:rPr>
-      </w:pPr>
-      <w:r>
-        <w:rPr>
-          <w:b/>
-          <w:bCs/>
-          <w:sz w:val="30"/>
-          <w:szCs w:val="30"/>
-        </w:rPr>
-      </w:r>
-    </w:p>
-    <w:p>
-      <w:pPr>
-        <w:pStyle w:val="BodyText"/>
-        <w:bidi w:val="0"/>
-        <w:jc w:val="start"/>
-        <w:rPr>
-          <w:b/>
-          <w:bCs/>
-          <w:sz w:val="30"/>
-          <w:szCs w:val="30"/>
-        </w:rPr>
-      </w:pPr>
-      <w:r>
-        <w:rPr>
-          <w:b/>
-          <w:bCs/>
-          <w:sz w:val="30"/>
-          <w:szCs w:val="30"/>
-        </w:rPr>
-      </w:r>
-    </w:p>
-    <w:p>
-      <w:pPr>
-        <w:pStyle w:val="BodyText"/>
-        <w:bidi w:val="0"/>
-        <w:jc w:val="start"/>
-        <w:rPr>
-          <w:b/>
-          <w:bCs/>
-          <w:sz w:val="30"/>
-          <w:szCs w:val="30"/>
-        </w:rPr>
-      </w:pPr>
-      <w:r>
-        <w:rPr>
-          <w:b/>
-          <w:bCs/>
-          <w:sz w:val="30"/>
-          <w:szCs w:val="30"/>
-        </w:rPr>
-      </w:r>
-    </w:p>
-    <w:p>
-      <w:pPr>
-        <w:pStyle w:val="BodyText"/>
-        <w:bidi w:val="0"/>
-        <w:jc w:val="start"/>
-        <w:rPr>
-          <w:b/>
-          <w:bCs/>
-          <w:sz w:val="30"/>
-          <w:szCs w:val="30"/>
-        </w:rPr>
-      </w:pPr>
-      <w:r>
-        <w:rPr>
-          <w:b/>
-          <w:bCs/>
-          <w:sz w:val="30"/>
-          <w:szCs w:val="30"/>
-        </w:rPr>
-      </w:r>
-    </w:p>
-    <w:p>
-      <w:pPr>
-        <w:pStyle w:val="BodyText"/>
-        <w:bidi w:val="0"/>
-        <w:jc w:val="start"/>
-        <w:rPr>
-          <w:b/>
-          <w:bCs/>
-          <w:sz w:val="30"/>
-          <w:szCs w:val="30"/>
-        </w:rPr>
-      </w:pPr>
-      <w:r>
-        <w:rPr>
-          <w:b/>
-          <w:bCs/>
-          <w:sz w:val="30"/>
-          <w:szCs w:val="30"/>
-        </w:rPr>
-      </w:r>
-    </w:p>
-    <w:p>
-      <w:pPr>
-        <w:pStyle w:val="BodyText"/>
-        <w:bidi w:val="0"/>
-        <w:jc w:val="start"/>
-        <w:rPr>
-          <w:b/>
-          <w:bCs/>
-          <w:sz w:val="30"/>
-          <w:szCs w:val="30"/>
-        </w:rPr>
-      </w:pPr>
-      <w:r>
-        <w:rPr>
-          <w:b/>
-          <w:bCs/>
-          <w:sz w:val="30"/>
-          <w:szCs w:val="30"/>
-        </w:rPr>
-      </w:r>
-    </w:p>
-    <w:p>
-      <w:pPr>
-        <w:pStyle w:val="BodyText"/>
-        <w:bidi w:val="0"/>
-        <w:jc w:val="start"/>
-        <w:rPr>
-          <w:b/>
-          <w:bCs/>
-          <w:sz w:val="30"/>
-          <w:szCs w:val="30"/>
-        </w:rPr>
-      </w:pPr>
-      <w:r>
-        <w:rPr>
-          <w:b/>
-          <w:bCs/>
-          <w:sz w:val="30"/>
-          <w:szCs w:val="30"/>
-        </w:rPr>
-      </w:r>
-    </w:p>
-    <w:p>
-      <w:pPr>
-        <w:pStyle w:val="BodyText"/>
-        <w:bidi w:val="0"/>
-        <w:jc w:val="start"/>
-        <w:rPr>
-          <w:b/>
-          <w:bCs/>
-          <w:sz w:val="30"/>
-          <w:szCs w:val="30"/>
-        </w:rPr>
-      </w:pPr>
-      <w:r>
-        <w:rPr>
-          <w:b/>
-          <w:bCs/>
-          <w:sz w:val="30"/>
-          <w:szCs w:val="30"/>
-        </w:rPr>
-      </w:r>
-    </w:p>
-    <w:p>
-      <w:pPr>
-        <w:pStyle w:val="BodyText"/>
-        <w:bidi w:val="0"/>
-        <w:jc w:val="start"/>
-        <w:rPr>
-          <w:b/>
-          <w:bCs/>
-          <w:sz w:val="30"/>
-          <w:szCs w:val="30"/>
-        </w:rPr>
-      </w:pPr>
-      <w:r>
-        <w:rPr>
-          <w:b/>
-          <w:bCs/>
-          <w:sz w:val="30"/>
-          <w:szCs w:val="30"/>
-        </w:rPr>
-      </w:r>
-    </w:p>
-    <w:p>
-      <w:pPr>
-        <w:pStyle w:val="BodyText"/>
-        <w:bidi w:val="0"/>
-        <w:jc w:val="start"/>
-        <w:rPr>
-          <w:b/>
-          <w:bCs/>
-          <w:sz w:val="30"/>
-          <w:szCs w:val="30"/>
-        </w:rPr>
-      </w:pPr>
-      <w:r>
-        <w:rPr>
-          <w:b/>
-          <w:bCs/>
-          <w:sz w:val="30"/>
-          <w:szCs w:val="30"/>
-        </w:rPr>
-      </w:r>
-    </w:p>
-    <w:p>
-      <w:pPr>
-        <w:pStyle w:val="BodyText"/>
-        <w:bidi w:val="0"/>
-        <w:jc w:val="start"/>
-        <w:rPr>
-          <w:b/>
-          <w:bCs/>
-          <w:sz w:val="30"/>
-          <w:szCs w:val="30"/>
-        </w:rPr>
-      </w:pPr>
-      <w:r>
-        <w:rPr>
-          <w:b/>
-          <w:bCs/>
-          <w:sz w:val="30"/>
-          <w:szCs w:val="30"/>
-        </w:rPr>
-      </w:r>
-    </w:p>
-    <w:p>
-      <w:pPr>
-        <w:pStyle w:val="BodyText"/>
-        <w:bidi w:val="0"/>
-        <w:jc w:val="start"/>
-        <w:rPr>
-          <w:b/>
-          <w:bCs/>
-          <w:sz w:val="30"/>
-          <w:szCs w:val="30"/>
-        </w:rPr>
-      </w:pPr>
-      <w:r>
-        <w:rPr>
-          <w:b/>
-          <w:bCs/>
-          <w:sz w:val="30"/>
-          <w:szCs w:val="30"/>
-        </w:rPr>
-      </w:r>
-    </w:p>
-    <w:p>
-      <w:pPr>
-        <w:pStyle w:val="BodyText"/>
-        <w:bidi w:val="0"/>
-        <w:jc w:val="start"/>
-        <w:rPr>
-          <w:b/>
-          <w:bCs/>
-          <w:sz w:val="30"/>
-          <w:szCs w:val="30"/>
-        </w:rPr>
-      </w:pPr>
-      <w:r>
-        <w:rPr>
-          <w:b/>
-          <w:bCs/>
-          <w:sz w:val="30"/>
-          <w:szCs w:val="30"/>
-        </w:rPr>
-      </w:r>
-    </w:p>
-    <w:p>
-      <w:pPr>
-        <w:pStyle w:val="BodyText"/>
-        <w:bidi w:val="0"/>
-        <w:jc w:val="start"/>
-        <w:rPr>
-          <w:b/>
-          <w:bCs/>
-          <w:sz w:val="30"/>
-          <w:szCs w:val="30"/>
-        </w:rPr>
-      </w:pPr>
-      <w:r>
-        <w:rPr>
-          <w:b/>
-          <w:bCs/>
-          <w:sz w:val="30"/>
-          <w:szCs w:val="30"/>
-        </w:rPr>
-      </w:r>
-    </w:p>
-    <w:p>
-      <w:pPr>
-        <w:pStyle w:val="BodyText"/>
-        <w:bidi w:val="0"/>
-        <w:jc w:val="start"/>
-        <w:rPr>
-          <w:b/>
-          <w:bCs/>
-          <w:sz w:val="30"/>
-          <w:szCs w:val="30"/>
-        </w:rPr>
-      </w:pPr>
-      <w:r>
-        <w:rPr>
-          <w:b/>
-          <w:bCs/>
-          <w:sz w:val="30"/>
-          <w:szCs w:val="30"/>
-        </w:rPr>
-      </w:r>
-    </w:p>
-    <w:p>
-      <w:pPr>
-        <w:pStyle w:val="BodyText"/>
-        <w:bidi w:val="0"/>
-        <w:jc w:val="start"/>
-        <w:rPr>
-          <w:b/>
-          <w:bCs/>
-          <w:sz w:val="30"/>
-          <w:szCs w:val="30"/>
-        </w:rPr>
-      </w:pPr>
-      <w:r>
-        <w:rPr>
-          <w:b/>
-          <w:bCs/>
-          <w:sz w:val="30"/>
-          <w:szCs w:val="30"/>
-        </w:rPr>
-      </w:r>
-    </w:p>
-    <w:p>
-      <w:pPr>
-        <w:pStyle w:val="BodyText"/>
-        <w:bidi w:val="0"/>
-        <w:jc w:val="start"/>
-        <w:rPr>
-          <w:b/>
-          <w:bCs/>
-          <w:sz w:val="30"/>
-          <w:szCs w:val="30"/>
-        </w:rPr>
-      </w:pPr>
-      <w:r>
-        <w:rPr>
-          <w:b/>
-          <w:bCs/>
-          <w:sz w:val="30"/>
-          <w:szCs w:val="30"/>
-        </w:rPr>
-      </w:r>
-    </w:p>
-    <w:p>
-      <w:pPr>
-        <w:pStyle w:val="BodyText"/>
-        <w:bidi w:val="0"/>
-        <w:jc w:val="start"/>
-        <w:rPr>
-          <w:b/>
-          <w:bCs/>
-          <w:sz w:val="30"/>
-          <w:szCs w:val="30"/>
-        </w:rPr>
-      </w:pPr>
-      <w:r>
-        <w:rPr>
-          <w:b/>
-          <w:bCs/>
-          <w:sz w:val="30"/>
-          <w:szCs w:val="30"/>
-        </w:rPr>
-      </w:r>
-    </w:p>
-    <w:p>
-      <w:pPr>
-        <w:pStyle w:val="BodyText"/>
-        <w:bidi w:val="0"/>
-        <w:jc w:val="start"/>
-        <w:rPr>
-          <w:b/>
-          <w:bCs/>
-          <w:sz w:val="30"/>
-          <w:szCs w:val="30"/>
-        </w:rPr>
-      </w:pPr>
-      <w:r>
-        <w:rPr>
-          <w:b/>
-          <w:bCs/>
-          <w:sz w:val="30"/>
-          <w:szCs w:val="30"/>
-        </w:rPr>
-        <w:t xml:space="preserve">LINK per il form di </w:t>
-      </w:r>
-      <w:r>
-        <w:rPr>
-          <w:b/>
-          <w:bCs/>
-          <w:color w:val="C9211E"/>
-          <w:sz w:val="44"/>
-          <w:szCs w:val="44"/>
-        </w:rPr>
-        <w:t>checkIN:</w:t>
-      </w:r>
-    </w:p>
-    <w:p>
-      <w:pPr>
-        <w:pStyle w:val="BodyText"/>
-        <w:bidi w:val="0"/>
-        <w:jc w:val="start"/>
-        <w:rPr>
-          <w:b/>
-          <w:bCs/>
-          <w:sz w:val="30"/>
-          <w:szCs w:val="30"/>
-        </w:rPr>
-      </w:pPr>
-      <w:r>
-        <w:rPr/>
-      </w:r>
-    </w:p>
-    <w:p>
-      <w:pPr>
-        <w:pStyle w:val="BodyText"/>
-        <w:bidi w:val="0"/>
-        <w:jc w:val="start"/>
-        <w:rPr>
-          <w:b/>
-          <w:bCs/>
-          <w:sz w:val="30"/>
-          <w:szCs w:val="30"/>
-        </w:rPr>
-      </w:pPr>
-      <w:r>
-        <w:rPr>
-          <w:b/>
-          <w:bCs/>
-          <w:sz w:val="30"/>
-          <w:szCs w:val="30"/>
-        </w:rPr>
-      </w:r>
-    </w:p>
-    <w:p>
-      <w:pPr>
-        <w:pStyle w:val="BodyText"/>
-        <w:bidi w:val="0"/>
-        <w:jc w:val="start"/>
-        <w:rPr>
-          <w:rStyle w:val="InternetLink1"/>
-          <w:sz w:val="40"/>
-          <w:szCs w:val="40"/>
-        </w:rPr>
-      </w:pPr>
-      <w:r>
-        <w:rPr>
-          <w:sz w:val="40"/>
-          <w:szCs w:val="40"/>
-        </w:rPr>
-      </w:r>
-    </w:p>
-    <w:p>
-      <w:pPr>
-        <w:pStyle w:val="BodyText"/>
-        <w:bidi w:val="0"/>
-        <w:jc w:val="start"/>
-        <w:rPr>
-          <w:rStyle w:val="InternetLink"/>
-          <w:sz w:val="40"/>
-          <w:szCs w:val="40"/>
-        </w:rPr>
-      </w:pPr>
-      <w:r>
-        <w:rPr>
-          <w:sz w:val="40"/>
-          <w:szCs w:val="40"/>
-        </w:rPr>
-      </w:r>
-    </w:p>
-    <w:p>
-      <w:pPr>
-        <w:pStyle w:val="BodyText"/>
-        <w:bidi w:val="0"/>
-        <w:jc w:val="start"/>
-        <w:rPr>
-          <w:rStyle w:val="InternetLink"/>
-          <w:sz w:val="40"/>
-          <w:szCs w:val="40"/>
-        </w:rPr>
-      </w:pPr>
-      <w:r>
-        <w:rPr>
-          <w:sz w:val="40"/>
-          <w:szCs w:val="40"/>
-        </w:rPr>
-      </w:r>
-    </w:p>
-    <w:p>
-      <w:pPr>
-        <w:pStyle w:val="BodyText"/>
-        <w:bidi w:val="0"/>
-        <w:jc w:val="start"/>
-        <w:rPr/>
-      </w:pPr>
-      <w:r>
-        <w:rPr/>
-      </w:r>
-    </w:p>
-    <w:p>
-      <w:pPr>
-        <w:pStyle w:val="BodyText"/>
-        <w:bidi w:val="0"/>
-        <w:jc w:val="start"/>
-        <w:rPr/>
-      </w:pPr>
-      <w:r>
-        <w:rPr/>
-      </w:r>
-    </w:p>
-    <w:p>
-      <w:pPr>
-        <w:pStyle w:val="BodyText"/>
-        <w:bidi w:val="0"/>
-        <w:jc w:val="start"/>
-        <w:rPr/>
-      </w:pPr>
-      <w:r>
-        <w:rPr/>
-      </w:r>
-    </w:p>
-    <w:p>
-      <w:pPr>
-        <w:pStyle w:val="BodyText"/>
-        <w:bidi w:val="0"/>
         <w:spacing w:before="0" w:after="140"/>
         <w:jc w:val="start"/>
-        <w:rPr/>
+        <w:rPr>
+          <w:b/>
+          <w:bCs/>
+          <w:color w:val="C9211E"/>
+        </w:rPr>
       </w:pPr>
       <w:r>
         <w:rPr/>
@@ -3753,6 +3746,418 @@
   <w:abstractNum w:abstractNumId="3">
     <w:lvl w:ilvl="0">
       <w:start w:val="1"/>
+      <w:numFmt w:val="bullet"/>
+      <w:lvlText w:val=""/>
+      <w:lvlJc w:val="start"/>
+      <w:pPr>
+        <w:tabs>
+          <w:tab w:val="num" w:pos="709"/>
+        </w:tabs>
+        <w:ind w:start="709" w:hanging="283"/>
+      </w:pPr>
+      <w:rPr>
+        <w:rFonts w:ascii="Symbol" w:hAnsi="Symbol" w:cs="Symbol" w:hint="default"/>
+      </w:rPr>
+    </w:lvl>
+    <w:lvl w:ilvl="1">
+      <w:start w:val="1"/>
+      <w:numFmt w:val="bullet"/>
+      <w:lvlText w:val=""/>
+      <w:lvlJc w:val="start"/>
+      <w:pPr>
+        <w:tabs>
+          <w:tab w:val="num" w:pos="1418"/>
+        </w:tabs>
+        <w:ind w:start="1418" w:hanging="283"/>
+      </w:pPr>
+      <w:rPr>
+        <w:rFonts w:ascii="Symbol" w:hAnsi="Symbol" w:cs="Symbol" w:hint="default"/>
+      </w:rPr>
+    </w:lvl>
+    <w:lvl w:ilvl="2">
+      <w:start w:val="1"/>
+      <w:numFmt w:val="bullet"/>
+      <w:lvlText w:val=""/>
+      <w:lvlJc w:val="start"/>
+      <w:pPr>
+        <w:tabs>
+          <w:tab w:val="num" w:pos="2127"/>
+        </w:tabs>
+        <w:ind w:start="2127" w:hanging="283"/>
+      </w:pPr>
+      <w:rPr>
+        <w:rFonts w:ascii="Symbol" w:hAnsi="Symbol" w:cs="Symbol" w:hint="default"/>
+      </w:rPr>
+    </w:lvl>
+    <w:lvl w:ilvl="3">
+      <w:start w:val="1"/>
+      <w:numFmt w:val="bullet"/>
+      <w:lvlText w:val=""/>
+      <w:lvlJc w:val="start"/>
+      <w:pPr>
+        <w:tabs>
+          <w:tab w:val="num" w:pos="2836"/>
+        </w:tabs>
+        <w:ind w:start="2836" w:hanging="283"/>
+      </w:pPr>
+      <w:rPr>
+        <w:rFonts w:ascii="Symbol" w:hAnsi="Symbol" w:cs="Symbol" w:hint="default"/>
+      </w:rPr>
+    </w:lvl>
+    <w:lvl w:ilvl="4">
+      <w:start w:val="1"/>
+      <w:numFmt w:val="bullet"/>
+      <w:lvlText w:val=""/>
+      <w:lvlJc w:val="start"/>
+      <w:pPr>
+        <w:tabs>
+          <w:tab w:val="num" w:pos="3545"/>
+        </w:tabs>
+        <w:ind w:start="3545" w:hanging="283"/>
+      </w:pPr>
+      <w:rPr>
+        <w:rFonts w:ascii="Symbol" w:hAnsi="Symbol" w:cs="Symbol" w:hint="default"/>
+      </w:rPr>
+    </w:lvl>
+    <w:lvl w:ilvl="5">
+      <w:start w:val="1"/>
+      <w:numFmt w:val="bullet"/>
+      <w:lvlText w:val=""/>
+      <w:lvlJc w:val="start"/>
+      <w:pPr>
+        <w:tabs>
+          <w:tab w:val="num" w:pos="4254"/>
+        </w:tabs>
+        <w:ind w:start="4254" w:hanging="283"/>
+      </w:pPr>
+      <w:rPr>
+        <w:rFonts w:ascii="Symbol" w:hAnsi="Symbol" w:cs="Symbol" w:hint="default"/>
+      </w:rPr>
+    </w:lvl>
+    <w:lvl w:ilvl="6">
+      <w:start w:val="1"/>
+      <w:numFmt w:val="bullet"/>
+      <w:lvlText w:val=""/>
+      <w:lvlJc w:val="start"/>
+      <w:pPr>
+        <w:tabs>
+          <w:tab w:val="num" w:pos="4963"/>
+        </w:tabs>
+        <w:ind w:start="4963" w:hanging="283"/>
+      </w:pPr>
+      <w:rPr>
+        <w:rFonts w:ascii="Symbol" w:hAnsi="Symbol" w:cs="Symbol" w:hint="default"/>
+      </w:rPr>
+    </w:lvl>
+    <w:lvl w:ilvl="7">
+      <w:start w:val="1"/>
+      <w:numFmt w:val="bullet"/>
+      <w:lvlText w:val=""/>
+      <w:lvlJc w:val="start"/>
+      <w:pPr>
+        <w:tabs>
+          <w:tab w:val="num" w:pos="5672"/>
+        </w:tabs>
+        <w:ind w:start="5672" w:hanging="283"/>
+      </w:pPr>
+      <w:rPr>
+        <w:rFonts w:ascii="Symbol" w:hAnsi="Symbol" w:cs="Symbol" w:hint="default"/>
+      </w:rPr>
+    </w:lvl>
+    <w:lvl w:ilvl="8">
+      <w:start w:val="1"/>
+      <w:numFmt w:val="bullet"/>
+      <w:lvlText w:val=""/>
+      <w:lvlJc w:val="start"/>
+      <w:pPr>
+        <w:tabs>
+          <w:tab w:val="num" w:pos="6381"/>
+        </w:tabs>
+        <w:ind w:start="6381" w:hanging="283"/>
+      </w:pPr>
+      <w:rPr>
+        <w:rFonts w:ascii="Symbol" w:hAnsi="Symbol" w:cs="Symbol" w:hint="default"/>
+      </w:rPr>
+    </w:lvl>
+  </w:abstractNum>
+  <w:abstractNum w:abstractNumId="4">
+    <w:lvl w:ilvl="0">
+      <w:start w:val="1"/>
+      <w:numFmt w:val="bullet"/>
+      <w:lvlText w:val=""/>
+      <w:lvlJc w:val="start"/>
+      <w:pPr>
+        <w:tabs>
+          <w:tab w:val="num" w:pos="709"/>
+        </w:tabs>
+        <w:ind w:start="709" w:hanging="283"/>
+      </w:pPr>
+      <w:rPr>
+        <w:rFonts w:ascii="Symbol" w:hAnsi="Symbol" w:cs="Symbol" w:hint="default"/>
+      </w:rPr>
+    </w:lvl>
+    <w:lvl w:ilvl="1">
+      <w:start w:val="1"/>
+      <w:numFmt w:val="bullet"/>
+      <w:lvlText w:val=""/>
+      <w:lvlJc w:val="start"/>
+      <w:pPr>
+        <w:tabs>
+          <w:tab w:val="num" w:pos="1418"/>
+        </w:tabs>
+        <w:ind w:start="1418" w:hanging="283"/>
+      </w:pPr>
+      <w:rPr>
+        <w:rFonts w:ascii="Symbol" w:hAnsi="Symbol" w:cs="Symbol" w:hint="default"/>
+      </w:rPr>
+    </w:lvl>
+    <w:lvl w:ilvl="2">
+      <w:start w:val="1"/>
+      <w:numFmt w:val="bullet"/>
+      <w:lvlText w:val=""/>
+      <w:lvlJc w:val="start"/>
+      <w:pPr>
+        <w:tabs>
+          <w:tab w:val="num" w:pos="2127"/>
+        </w:tabs>
+        <w:ind w:start="2127" w:hanging="283"/>
+      </w:pPr>
+      <w:rPr>
+        <w:rFonts w:ascii="Symbol" w:hAnsi="Symbol" w:cs="Symbol" w:hint="default"/>
+      </w:rPr>
+    </w:lvl>
+    <w:lvl w:ilvl="3">
+      <w:start w:val="1"/>
+      <w:numFmt w:val="bullet"/>
+      <w:lvlText w:val=""/>
+      <w:lvlJc w:val="start"/>
+      <w:pPr>
+        <w:tabs>
+          <w:tab w:val="num" w:pos="2836"/>
+        </w:tabs>
+        <w:ind w:start="2836" w:hanging="283"/>
+      </w:pPr>
+      <w:rPr>
+        <w:rFonts w:ascii="Symbol" w:hAnsi="Symbol" w:cs="Symbol" w:hint="default"/>
+      </w:rPr>
+    </w:lvl>
+    <w:lvl w:ilvl="4">
+      <w:start w:val="1"/>
+      <w:numFmt w:val="bullet"/>
+      <w:lvlText w:val=""/>
+      <w:lvlJc w:val="start"/>
+      <w:pPr>
+        <w:tabs>
+          <w:tab w:val="num" w:pos="3545"/>
+        </w:tabs>
+        <w:ind w:start="3545" w:hanging="283"/>
+      </w:pPr>
+      <w:rPr>
+        <w:rFonts w:ascii="Symbol" w:hAnsi="Symbol" w:cs="Symbol" w:hint="default"/>
+      </w:rPr>
+    </w:lvl>
+    <w:lvl w:ilvl="5">
+      <w:start w:val="1"/>
+      <w:numFmt w:val="bullet"/>
+      <w:lvlText w:val=""/>
+      <w:lvlJc w:val="start"/>
+      <w:pPr>
+        <w:tabs>
+          <w:tab w:val="num" w:pos="4254"/>
+        </w:tabs>
+        <w:ind w:start="4254" w:hanging="283"/>
+      </w:pPr>
+      <w:rPr>
+        <w:rFonts w:ascii="Symbol" w:hAnsi="Symbol" w:cs="Symbol" w:hint="default"/>
+      </w:rPr>
+    </w:lvl>
+    <w:lvl w:ilvl="6">
+      <w:start w:val="1"/>
+      <w:numFmt w:val="bullet"/>
+      <w:lvlText w:val=""/>
+      <w:lvlJc w:val="start"/>
+      <w:pPr>
+        <w:tabs>
+          <w:tab w:val="num" w:pos="4963"/>
+        </w:tabs>
+        <w:ind w:start="4963" w:hanging="283"/>
+      </w:pPr>
+      <w:rPr>
+        <w:rFonts w:ascii="Symbol" w:hAnsi="Symbol" w:cs="Symbol" w:hint="default"/>
+      </w:rPr>
+    </w:lvl>
+    <w:lvl w:ilvl="7">
+      <w:start w:val="1"/>
+      <w:numFmt w:val="bullet"/>
+      <w:lvlText w:val=""/>
+      <w:lvlJc w:val="start"/>
+      <w:pPr>
+        <w:tabs>
+          <w:tab w:val="num" w:pos="5672"/>
+        </w:tabs>
+        <w:ind w:start="5672" w:hanging="283"/>
+      </w:pPr>
+      <w:rPr>
+        <w:rFonts w:ascii="Symbol" w:hAnsi="Symbol" w:cs="Symbol" w:hint="default"/>
+      </w:rPr>
+    </w:lvl>
+    <w:lvl w:ilvl="8">
+      <w:start w:val="1"/>
+      <w:numFmt w:val="bullet"/>
+      <w:lvlText w:val=""/>
+      <w:lvlJc w:val="start"/>
+      <w:pPr>
+        <w:tabs>
+          <w:tab w:val="num" w:pos="6381"/>
+        </w:tabs>
+        <w:ind w:start="6381" w:hanging="283"/>
+      </w:pPr>
+      <w:rPr>
+        <w:rFonts w:ascii="Symbol" w:hAnsi="Symbol" w:cs="Symbol" w:hint="default"/>
+      </w:rPr>
+    </w:lvl>
+  </w:abstractNum>
+  <w:abstractNum w:abstractNumId="5">
+    <w:lvl w:ilvl="0">
+      <w:start w:val="1"/>
+      <w:numFmt w:val="bullet"/>
+      <w:lvlText w:val=""/>
+      <w:lvlJc w:val="start"/>
+      <w:pPr>
+        <w:tabs>
+          <w:tab w:val="num" w:pos="709"/>
+        </w:tabs>
+        <w:ind w:start="709" w:hanging="283"/>
+      </w:pPr>
+      <w:rPr>
+        <w:rFonts w:ascii="Symbol" w:hAnsi="Symbol" w:cs="Symbol" w:hint="default"/>
+      </w:rPr>
+    </w:lvl>
+    <w:lvl w:ilvl="1">
+      <w:start w:val="1"/>
+      <w:numFmt w:val="bullet"/>
+      <w:lvlText w:val=""/>
+      <w:lvlJc w:val="start"/>
+      <w:pPr>
+        <w:tabs>
+          <w:tab w:val="num" w:pos="1418"/>
+        </w:tabs>
+        <w:ind w:start="1418" w:hanging="283"/>
+      </w:pPr>
+      <w:rPr>
+        <w:rFonts w:ascii="Symbol" w:hAnsi="Symbol" w:cs="Symbol" w:hint="default"/>
+      </w:rPr>
+    </w:lvl>
+    <w:lvl w:ilvl="2">
+      <w:start w:val="1"/>
+      <w:numFmt w:val="bullet"/>
+      <w:lvlText w:val=""/>
+      <w:lvlJc w:val="start"/>
+      <w:pPr>
+        <w:tabs>
+          <w:tab w:val="num" w:pos="2127"/>
+        </w:tabs>
+        <w:ind w:start="2127" w:hanging="283"/>
+      </w:pPr>
+      <w:rPr>
+        <w:rFonts w:ascii="Symbol" w:hAnsi="Symbol" w:cs="Symbol" w:hint="default"/>
+      </w:rPr>
+    </w:lvl>
+    <w:lvl w:ilvl="3">
+      <w:start w:val="1"/>
+      <w:numFmt w:val="bullet"/>
+      <w:lvlText w:val=""/>
+      <w:lvlJc w:val="start"/>
+      <w:pPr>
+        <w:tabs>
+          <w:tab w:val="num" w:pos="2836"/>
+        </w:tabs>
+        <w:ind w:start="2836" w:hanging="283"/>
+      </w:pPr>
+      <w:rPr>
+        <w:rFonts w:ascii="Symbol" w:hAnsi="Symbol" w:cs="Symbol" w:hint="default"/>
+      </w:rPr>
+    </w:lvl>
+    <w:lvl w:ilvl="4">
+      <w:start w:val="1"/>
+      <w:numFmt w:val="bullet"/>
+      <w:lvlText w:val=""/>
+      <w:lvlJc w:val="start"/>
+      <w:pPr>
+        <w:tabs>
+          <w:tab w:val="num" w:pos="3545"/>
+        </w:tabs>
+        <w:ind w:start="3545" w:hanging="283"/>
+      </w:pPr>
+      <w:rPr>
+        <w:rFonts w:ascii="Symbol" w:hAnsi="Symbol" w:cs="Symbol" w:hint="default"/>
+      </w:rPr>
+    </w:lvl>
+    <w:lvl w:ilvl="5">
+      <w:start w:val="1"/>
+      <w:numFmt w:val="bullet"/>
+      <w:lvlText w:val=""/>
+      <w:lvlJc w:val="start"/>
+      <w:pPr>
+        <w:tabs>
+          <w:tab w:val="num" w:pos="4254"/>
+        </w:tabs>
+        <w:ind w:start="4254" w:hanging="283"/>
+      </w:pPr>
+      <w:rPr>
+        <w:rFonts w:ascii="Symbol" w:hAnsi="Symbol" w:cs="Symbol" w:hint="default"/>
+      </w:rPr>
+    </w:lvl>
+    <w:lvl w:ilvl="6">
+      <w:start w:val="1"/>
+      <w:numFmt w:val="bullet"/>
+      <w:lvlText w:val=""/>
+      <w:lvlJc w:val="start"/>
+      <w:pPr>
+        <w:tabs>
+          <w:tab w:val="num" w:pos="4963"/>
+        </w:tabs>
+        <w:ind w:start="4963" w:hanging="283"/>
+      </w:pPr>
+      <w:rPr>
+        <w:rFonts w:ascii="Symbol" w:hAnsi="Symbol" w:cs="Symbol" w:hint="default"/>
+      </w:rPr>
+    </w:lvl>
+    <w:lvl w:ilvl="7">
+      <w:start w:val="1"/>
+      <w:numFmt w:val="bullet"/>
+      <w:lvlText w:val=""/>
+      <w:lvlJc w:val="start"/>
+      <w:pPr>
+        <w:tabs>
+          <w:tab w:val="num" w:pos="5672"/>
+        </w:tabs>
+        <w:ind w:start="5672" w:hanging="283"/>
+      </w:pPr>
+      <w:rPr>
+        <w:rFonts w:ascii="Symbol" w:hAnsi="Symbol" w:cs="Symbol" w:hint="default"/>
+      </w:rPr>
+    </w:lvl>
+    <w:lvl w:ilvl="8">
+      <w:start w:val="1"/>
+      <w:numFmt w:val="bullet"/>
+      <w:lvlText w:val=""/>
+      <w:lvlJc w:val="start"/>
+      <w:pPr>
+        <w:tabs>
+          <w:tab w:val="num" w:pos="6381"/>
+        </w:tabs>
+        <w:ind w:start="6381" w:hanging="283"/>
+      </w:pPr>
+      <w:rPr>
+        <w:rFonts w:ascii="Symbol" w:hAnsi="Symbol" w:cs="Symbol" w:hint="default"/>
+      </w:rPr>
+    </w:lvl>
+  </w:abstractNum>
+  <w:abstractNum w:abstractNumId="6">
+    <w:lvl w:ilvl="0">
+      <w:start w:val="1"/>
+      <w:pStyle w:val="Heading1"/>
       <w:numFmt w:val="none"/>
       <w:suff w:val="nothing"/>
       <w:lvlText w:val=""/>
@@ -3779,6 +4184,7 @@
     </w:lvl>
     <w:lvl w:ilvl="2">
       <w:start w:val="1"/>
+      <w:pStyle w:val="Heading3"/>
       <w:numFmt w:val="none"/>
       <w:suff w:val="nothing"/>
       <w:lvlText w:val=""/>
@@ -3792,6 +4198,7 @@
     </w:lvl>
     <w:lvl w:ilvl="3">
       <w:start w:val="1"/>
+      <w:pStyle w:val="Heading4"/>
       <w:numFmt w:val="none"/>
       <w:suff w:val="nothing"/>
       <w:lvlText w:val=""/>
@@ -3877,6 +4284,15 @@
   </w:num>
   <w:num w:numId="3">
     <w:abstractNumId w:val="3"/>
+  </w:num>
+  <w:num w:numId="4">
+    <w:abstractNumId w:val="4"/>
+  </w:num>
+  <w:num w:numId="5">
+    <w:abstractNumId w:val="5"/>
+  </w:num>
+  <w:num w:numId="6">
+    <w:abstractNumId w:val="6"/>
   </w:num>
 </w:numbering>
 </file>
@@ -3916,6 +4332,57 @@
       <w:sz w:val="24"/>
       <w:szCs w:val="24"/>
       <w:lang w:val="it-IT" w:eastAsia="zh-CN" w:bidi="hi-IN"/>
+    </w:rPr>
+  </w:style>
+  <w:style w:type="paragraph" w:styleId="Heading1">
+    <w:name w:val="Heading 1"/>
+    <w:basedOn w:val="Titolo"/>
+    <w:next w:val="BodyText"/>
+    <w:qFormat/>
+    <w:pPr>
+      <w:spacing w:before="240" w:after="120"/>
+      <w:outlineLvl w:val="0"/>
+    </w:pPr>
+    <w:rPr>
+      <w:rFonts w:ascii="Liberation Serif" w:hAnsi="Liberation Serif" w:eastAsia="NSimSun" w:cs="Lucida Sans"/>
+      <w:b/>
+      <w:bCs/>
+      <w:sz w:val="48"/>
+      <w:szCs w:val="48"/>
+    </w:rPr>
+  </w:style>
+  <w:style w:type="paragraph" w:styleId="Heading3">
+    <w:name w:val="Heading 3"/>
+    <w:basedOn w:val="Titolo"/>
+    <w:next w:val="BodyText"/>
+    <w:qFormat/>
+    <w:pPr>
+      <w:spacing w:before="140" w:after="120"/>
+      <w:outlineLvl w:val="2"/>
+    </w:pPr>
+    <w:rPr>
+      <w:rFonts w:ascii="Liberation Serif" w:hAnsi="Liberation Serif" w:eastAsia="NSimSun" w:cs="Lucida Sans"/>
+      <w:b/>
+      <w:bCs/>
+      <w:sz w:val="28"/>
+      <w:szCs w:val="28"/>
+    </w:rPr>
+  </w:style>
+  <w:style w:type="paragraph" w:styleId="Heading4">
+    <w:name w:val="Heading 4"/>
+    <w:basedOn w:val="Titolo"/>
+    <w:next w:val="BodyText"/>
+    <w:qFormat/>
+    <w:pPr>
+      <w:spacing w:before="120" w:after="120"/>
+      <w:outlineLvl w:val="3"/>
+    </w:pPr>
+    <w:rPr>
+      <w:rFonts w:ascii="Liberation Serif" w:hAnsi="Liberation Serif" w:eastAsia="NSimSun" w:cs="Lucida Sans"/>
+      <w:b/>
+      <w:bCs/>
+      <w:sz w:val="24"/>
+      <w:szCs w:val="24"/>
     </w:rPr>
   </w:style>
   <w:style w:type="character" w:styleId="Punti">
@@ -4070,6 +4537,23 @@
       <w:szCs w:val="36"/>
     </w:rPr>
   </w:style>
+  <w:style w:type="paragraph" w:styleId="Lineaorizzontale">
+    <w:name w:val="Linea orizzontale"/>
+    <w:basedOn w:val="Normal"/>
+    <w:next w:val="BodyText"/>
+    <w:qFormat/>
+    <w:pPr>
+      <w:suppressLineNumbers/>
+      <w:pBdr>
+        <w:bottom w:val="double" w:sz="2" w:space="0" w:color="808080"/>
+      </w:pBdr>
+      <w:spacing w:before="0" w:after="283"/>
+    </w:pPr>
+    <w:rPr>
+      <w:sz w:val="12"/>
+      <w:szCs w:val="12"/>
+    </w:rPr>
+  </w:style>
 </w:styles>
 </file>
 

--- a/Documentazione/MVP_WEB_APP_Pre-Registrazione_LNI_Messina.docx
+++ b/Documentazione/MVP_WEB_APP_Pre-Registrazione_LNI_Messina.docx
@@ -187,15 +187,7 @@
       </w:pPr>
       <w:r>
         <w:rPr/>
-        <w:t>ver</w:t>
-      </w:r>
-      <w:r>
-        <w:rPr/>
-        <w:t>2</w:t>
-      </w:r>
-      <w:r>
-        <w:rPr/>
-        <w:t xml:space="preserve">.0 MVP </w:t>
+        <w:t xml:space="preserve">ver2.0 MVP </w:t>
       </w:r>
     </w:p>
     <w:p>
@@ -299,413 +291,287 @@
           <w:bCs w:val="false"/>
           <w:color w:val="000000"/>
         </w:rPr>
+        <w:t xml:space="preserve"> (non è possibile eseguire più registrazioni con lo stesso numero di telefono).</w:t>
+      </w:r>
+    </w:p>
+    <w:p>
+      <w:pPr>
+        <w:pStyle w:val="BodyText"/>
+        <w:jc w:val="both"/>
+        <w:rPr/>
+      </w:pPr>
+      <w:r>
+        <w:rPr/>
+        <w:t xml:space="preserve">Dopo la registrazione verrà rilasciato un </w:t>
+      </w:r>
+      <w:r>
+        <w:rPr>
+          <w:b/>
+          <w:bCs/>
+        </w:rPr>
+        <w:t>codice univoco (TOKEN)</w:t>
+      </w:r>
+      <w:r>
+        <w:rPr/>
+        <w:t xml:space="preserve"> associato ad un </w:t>
+      </w:r>
+      <w:r>
+        <w:rPr>
+          <w:b/>
+          <w:bCs/>
+        </w:rPr>
+        <w:t>QR CODE</w:t>
+      </w:r>
+      <w:r>
+        <w:rPr/>
+        <w:t xml:space="preserve"> utile per le eventuali fasi di verifica da parte dell’organizzazione della sezione della LNI Messina.</w:t>
+      </w:r>
+    </w:p>
+    <w:p>
+      <w:pPr>
+        <w:pStyle w:val="BodyText"/>
+        <w:jc w:val="both"/>
+        <w:rPr/>
+      </w:pPr>
+      <w:r>
+        <w:rPr/>
+        <w:t xml:space="preserve">La validità della pre-registrazione è fissata </w:t>
+      </w:r>
+      <w:r>
+        <w:rPr>
+          <w:b/>
+          <w:bCs/>
+        </w:rPr>
+        <w:t>a massimo 90 giorni</w:t>
+      </w:r>
+      <w:r>
+        <w:rPr/>
+        <w:t xml:space="preserve">. Trascorso tale periodo, e in assenza di formalizzazione dell'adesione, si procederà alla cancellazione dei dati raccolti ai fini della richiesta di pre-iscrizione. Saranno conservati e gestiti esclusivamente i contatti che hanno rilasciato il </w:t>
+      </w:r>
+      <w:r>
+        <w:rPr>
+          <w:b/>
+        </w:rPr>
+        <w:t>consenso esplicito</w:t>
+      </w:r>
+      <w:r>
+        <w:rPr/>
+        <w:t xml:space="preserve"> per l'invio di comunicazioni promozionali della Sezione. Si ribadisce che i dati raccolti non verranno in alcun caso ceduti a terzi.</w:t>
+      </w:r>
+    </w:p>
+    <w:p>
+      <w:pPr>
+        <w:pStyle w:val="BodyText"/>
+        <w:jc w:val="both"/>
+        <w:rPr/>
+      </w:pPr>
+      <w:r>
+        <w:rPr/>
+        <w:t xml:space="preserve">Le autorizzazioni all'accesso e alla consultazione del </w:t>
+      </w:r>
+      <w:r>
+        <w:rPr>
+          <w:b/>
+        </w:rPr>
+        <w:t>database completo</w:t>
+      </w:r>
+      <w:r>
+        <w:rPr/>
         <w:t xml:space="preserve"> </w:t>
-      </w:r>
-      <w:r>
+        <w:tab/>
+        <w:t xml:space="preserve">saranno </w:t>
+      </w:r>
+      <w:r>
+        <w:rPr>
+          <w:b/>
+        </w:rPr>
+        <w:t>limitate ai componenti della Direzione</w:t>
+      </w:r>
+      <w:r>
+        <w:rPr/>
+        <w:t xml:space="preserve"> della Sezione di Messina della Lega Navale Italiana </w:t>
+      </w:r>
+      <w:r>
+        <w:rPr>
+          <w:b/>
+          <w:bCs/>
+        </w:rPr>
+        <w:t>ed ai gestori dei servizi socio ricreativi della sede.</w:t>
+      </w:r>
+    </w:p>
+    <w:p>
+      <w:pPr>
+        <w:pStyle w:val="BodyText"/>
+        <w:jc w:val="both"/>
+        <w:rPr/>
+      </w:pPr>
+      <w:r>
+        <w:rPr/>
+        <w:t xml:space="preserve">Gli operatori che di volta in volta eseguiranno le operazioni di </w:t>
+      </w:r>
+      <w:r>
+        <w:rPr>
+          <w:i/>
+        </w:rPr>
+        <w:t>check-in</w:t>
+      </w:r>
+      <w:r>
+        <w:rPr/>
+        <w:t xml:space="preserve"> tramite l'applicativo web potranno,  </w:t>
+      </w:r>
+      <w:r>
+        <w:rPr>
+          <w:b/>
+        </w:rPr>
+        <w:t>visualizzare solo i dati strettamente necessari</w:t>
+      </w:r>
+      <w:r>
+        <w:rPr/>
+        <w:t xml:space="preserve"> (Nome, Cognome, Codice) per la puntuale verifica dell'avvenuta pre-iscrizione, in conformità con il </w:t>
+      </w:r>
+      <w:r>
+        <w:rPr>
+          <w:b/>
+        </w:rPr>
+        <w:t>Principio del Minimo Privilegio</w:t>
+      </w:r>
+      <w:r>
+        <w:rPr/>
+        <w:t>.</w:t>
+      </w:r>
+    </w:p>
+    <w:p>
+      <w:pPr>
+        <w:pStyle w:val="BodyText"/>
+        <w:bidi w:val="0"/>
+        <w:jc w:val="start"/>
         <w:rPr>
           <w:b w:val="false"/>
           <w:bCs w:val="false"/>
           <w:color w:val="000000"/>
         </w:rPr>
-        <w:t>(</w:t>
-      </w:r>
+      </w:pPr>
       <w:r>
         <w:rPr>
           <w:b w:val="false"/>
           <w:bCs w:val="false"/>
           <w:color w:val="000000"/>
         </w:rPr>
-        <w:t xml:space="preserve">non </w:t>
-      </w:r>
-      <w:r>
+      </w:r>
+    </w:p>
+    <w:p>
+      <w:pPr>
+        <w:pStyle w:val="BodyText"/>
+        <w:bidi w:val="0"/>
+        <w:jc w:val="both"/>
         <w:rPr>
           <w:b w:val="false"/>
           <w:bCs w:val="false"/>
           <w:color w:val="000000"/>
         </w:rPr>
-        <w:t xml:space="preserve">è </w:t>
-      </w:r>
+      </w:pPr>
       <w:r>
         <w:rPr>
           <w:b w:val="false"/>
           <w:bCs w:val="false"/>
           <w:color w:val="000000"/>
         </w:rPr>
-        <w:t>possibile eseguire più registrazioni con lo stesso numero di telefono</w:t>
-      </w:r>
-      <w:r>
-        <w:rPr>
-          <w:b w:val="false"/>
-          <w:bCs w:val="false"/>
-          <w:color w:val="000000"/>
-        </w:rPr>
-        <w:t>).</w:t>
-      </w:r>
-    </w:p>
-    <w:p>
-      <w:pPr>
-        <w:pStyle w:val="BodyText"/>
+      </w:r>
+    </w:p>
+    <w:p>
+      <w:pPr>
+        <w:pStyle w:val="BodyText"/>
+        <w:bidi w:val="0"/>
+        <w:jc w:val="start"/>
+        <w:rPr>
+          <w:b/>
+          <w:bCs/>
+          <w:color w:val="C9211E"/>
+        </w:rPr>
+      </w:pPr>
+      <w:r>
+        <w:rPr>
+          <w:b/>
+          <w:bCs/>
+          <w:color w:val="C9211E"/>
+        </w:rPr>
+      </w:r>
+    </w:p>
+    <w:p>
+      <w:pPr>
+        <w:pStyle w:val="BodyText"/>
+        <w:bidi w:val="0"/>
+        <w:jc w:val="start"/>
+        <w:rPr>
+          <w:b/>
+          <w:bCs/>
+          <w:color w:val="C9211E"/>
+        </w:rPr>
+      </w:pPr>
+      <w:r>
+        <w:rPr>
+          <w:b/>
+          <w:bCs/>
+          <w:color w:val="C9211E"/>
+        </w:rPr>
+      </w:r>
+    </w:p>
+    <w:p>
+      <w:pPr>
+        <w:pStyle w:val="BodyText"/>
+        <w:bidi w:val="0"/>
+        <w:jc w:val="start"/>
+        <w:rPr/>
+      </w:pPr>
+      <w:r>
+        <w:rPr>
+          <w:b/>
+          <w:bCs/>
+          <w:color w:val="C9211E"/>
+        </w:rPr>
+        <w:t>Registrazione Untente</w:t>
+      </w:r>
+    </w:p>
+    <w:p>
+      <w:pPr>
+        <w:pStyle w:val="BodyText"/>
+        <w:numPr>
+          <w:ilvl w:val="0"/>
+          <w:numId w:val="1"/>
+        </w:numPr>
+        <w:bidi w:val="0"/>
         <w:jc w:val="both"/>
         <w:rPr/>
       </w:pPr>
       <w:r>
-        <w:rPr/>
-        <w:t xml:space="preserve">Dopo la registrazione verrà rilasciato un </w:t>
-      </w:r>
-      <w:r>
-        <w:rPr>
-          <w:b/>
-          <w:bCs/>
-        </w:rPr>
-        <w:t>codice univoco (TOKEN)</w:t>
-      </w:r>
-      <w:r>
-        <w:rPr/>
-        <w:t xml:space="preserve"> associato ad un </w:t>
-      </w:r>
-      <w:r>
-        <w:rPr>
-          <w:b/>
-          <w:bCs/>
-        </w:rPr>
-        <w:t>QR CODE</w:t>
-      </w:r>
-      <w:r>
-        <w:rPr/>
-        <w:t xml:space="preserve"> utile per le eventuali fasi di verifica da parte dell’organizzazione della sezione della LNI Messina.</w:t>
-      </w:r>
-    </w:p>
-    <w:p>
-      <w:pPr>
-        <w:pStyle w:val="BodyText"/>
+        <w:rPr>
+          <w:b/>
+        </w:rPr>
+        <w:t>Registrazione Utente (Frontend):</w:t>
+      </w:r>
+      <w:r>
+        <w:rPr/>
+        <w:t xml:space="preserve"> L'aspirante socio compila il modulo web inserendo nome, cognome,  e numero di telefono, accettando l'</w:t>
+      </w:r>
+      <w:r>
+        <w:rPr>
+          <w:b/>
+        </w:rPr>
+        <w:t>Informativa sul Trattamento dei Dati Personali secondo GDPR (OBBLIGATORIO), ed il consenso all’utilizzo della mail a fini di comunicazioni promozionali della sezione (FACOLTATIVO )</w:t>
+      </w:r>
+    </w:p>
+    <w:p>
+      <w:pPr>
+        <w:pStyle w:val="BodyText"/>
+        <w:numPr>
+          <w:ilvl w:val="0"/>
+          <w:numId w:val="1"/>
+        </w:numPr>
+        <w:bidi w:val="0"/>
         <w:jc w:val="both"/>
         <w:rPr/>
       </w:pPr>
       <w:r>
-        <w:rPr/>
-        <w:t xml:space="preserve">La validità della pre-registrazione è fissata </w:t>
-      </w:r>
-      <w:r>
-        <w:rPr>
-          <w:b/>
-          <w:bCs/>
-        </w:rPr>
-        <w:t xml:space="preserve">a </w:t>
-      </w:r>
-      <w:r>
-        <w:rPr>
-          <w:b/>
-          <w:bCs/>
-        </w:rPr>
-        <w:t>massimo 90 giorni</w:t>
-      </w:r>
-      <w:r>
-        <w:rPr/>
-        <w:t>.</w:t>
-      </w:r>
-      <w:r>
-        <w:rPr/>
-        <w:t xml:space="preserve"> Trascorso tale periodo, e in assenza di formalizzazione dell'adesione, si procederà alla cancellazione dei dati raccolti ai fini della richiesta di pre-iscrizione. Saranno conservati e gestiti esclusivamente i contatti che hanno rilasciato il </w:t>
-      </w:r>
-      <w:r>
-        <w:rPr>
-          <w:b/>
-        </w:rPr>
-        <w:t>consenso esplicito</w:t>
-      </w:r>
-      <w:r>
-        <w:rPr/>
-        <w:t xml:space="preserve"> per l'invio di comunicazioni promozionali della Sezione. Si ribadisce che i dati raccolti non verranno in alcun caso ceduti a terzi.</w:t>
-      </w:r>
-    </w:p>
-    <w:p>
-      <w:pPr>
-        <w:pStyle w:val="BodyText"/>
-        <w:jc w:val="both"/>
-        <w:rPr/>
-      </w:pPr>
-      <w:r>
-        <w:rPr/>
-        <w:t xml:space="preserve">Le autorizzazioni all'accesso e alla consultazione del </w:t>
-      </w:r>
-      <w:r>
-        <w:rPr>
-          <w:b/>
-        </w:rPr>
-        <w:t>database completo</w:t>
-      </w:r>
-      <w:r>
-        <w:rPr/>
-        <w:t xml:space="preserve"> </w:t>
-        <w:tab/>
-      </w:r>
-      <w:r>
-        <w:rPr/>
-        <w:t>saranno</w:t>
-      </w:r>
-      <w:r>
-        <w:rPr/>
-        <w:t xml:space="preserve"> </w:t>
-      </w:r>
-      <w:r>
-        <w:rPr>
-          <w:b/>
-        </w:rPr>
-        <w:t xml:space="preserve">limitate </w:t>
-      </w:r>
-      <w:r>
-        <w:rPr>
-          <w:b/>
-        </w:rPr>
-        <w:t>ai</w:t>
-      </w:r>
-      <w:r>
-        <w:rPr>
-          <w:b/>
-        </w:rPr>
-        <w:t xml:space="preserve"> componenti della Direzione</w:t>
-      </w:r>
-      <w:r>
-        <w:rPr/>
-        <w:t xml:space="preserve"> della Sezione di Messina della Lega Navale Italiana </w:t>
-      </w:r>
-      <w:r>
-        <w:rPr>
-          <w:b/>
-          <w:bCs/>
-        </w:rPr>
-        <w:t>ed ai gestori dei servizi socio ricreativi della sede.</w:t>
-      </w:r>
-    </w:p>
-    <w:p>
-      <w:pPr>
-        <w:pStyle w:val="BodyText"/>
-        <w:jc w:val="both"/>
-        <w:rPr/>
-      </w:pPr>
-      <w:r>
-        <w:rPr/>
-        <w:t>Gli operatori che di</w:t>
-      </w:r>
-      <w:r>
-        <w:rPr/>
-        <w:t xml:space="preserve"> volta in volta eseguir</w:t>
-      </w:r>
-      <w:r>
-        <w:rPr/>
-        <w:t xml:space="preserve">anno </w:t>
-      </w:r>
-      <w:r>
-        <w:rPr/>
-        <w:t xml:space="preserve">le operazioni di </w:t>
-      </w:r>
-      <w:r>
-        <w:rPr>
-          <w:i/>
-        </w:rPr>
-        <w:t>check-in</w:t>
-      </w:r>
-      <w:r>
-        <w:rPr/>
-        <w:t xml:space="preserve"> tramite l'applicativo web potr</w:t>
-      </w:r>
-      <w:r>
-        <w:rPr/>
-        <w:t>anno</w:t>
-      </w:r>
-      <w:r>
-        <w:rPr/>
-        <w:t xml:space="preserve">,  </w:t>
-      </w:r>
-      <w:r>
-        <w:rPr>
-          <w:b/>
-        </w:rPr>
-        <w:t>visualizzare solo i dati strettamente necessari</w:t>
-      </w:r>
-      <w:r>
-        <w:rPr/>
-        <w:t xml:space="preserve"> (Nome, Cognome, Codice) per la puntuale verifica dell'avvenuta pre-iscrizione, in conformità con il </w:t>
-      </w:r>
-      <w:r>
-        <w:rPr>
-          <w:b/>
-        </w:rPr>
-        <w:t>Principio del Minimo Privilegio</w:t>
-      </w:r>
-      <w:r>
-        <w:rPr/>
-        <w:t>.</w:t>
-      </w:r>
-    </w:p>
-    <w:p>
-      <w:pPr>
-        <w:pStyle w:val="BodyText"/>
-        <w:bidi w:val="0"/>
-        <w:jc w:val="start"/>
-        <w:rPr>
-          <w:b w:val="false"/>
-          <w:bCs w:val="false"/>
-          <w:color w:val="000000"/>
-        </w:rPr>
-      </w:pPr>
-      <w:r>
-        <w:rPr>
-          <w:b w:val="false"/>
-          <w:bCs w:val="false"/>
-          <w:color w:val="000000"/>
-        </w:rPr>
-      </w:r>
-    </w:p>
-    <w:p>
-      <w:pPr>
-        <w:pStyle w:val="BodyText"/>
-        <w:bidi w:val="0"/>
-        <w:jc w:val="both"/>
-        <w:rPr>
-          <w:b w:val="false"/>
-          <w:bCs w:val="false"/>
-          <w:color w:val="000000"/>
-        </w:rPr>
-      </w:pPr>
-      <w:r>
-        <w:rPr>
-          <w:b w:val="false"/>
-          <w:bCs w:val="false"/>
-          <w:color w:val="000000"/>
-        </w:rPr>
-      </w:r>
-    </w:p>
-    <w:p>
-      <w:pPr>
-        <w:pStyle w:val="BodyText"/>
-        <w:bidi w:val="0"/>
-        <w:jc w:val="start"/>
-        <w:rPr>
-          <w:b/>
-          <w:bCs/>
-          <w:color w:val="C9211E"/>
-        </w:rPr>
-      </w:pPr>
-      <w:r>
-        <w:rPr/>
-      </w:r>
-    </w:p>
-    <w:p>
-      <w:pPr>
-        <w:pStyle w:val="BodyText"/>
-        <w:bidi w:val="0"/>
-        <w:jc w:val="start"/>
-        <w:rPr>
-          <w:b/>
-          <w:bCs/>
-          <w:color w:val="C9211E"/>
-        </w:rPr>
-      </w:pPr>
-      <w:r>
-        <w:rPr/>
-      </w:r>
-    </w:p>
-    <w:p>
-      <w:pPr>
-        <w:pStyle w:val="BodyText"/>
-        <w:bidi w:val="0"/>
-        <w:jc w:val="start"/>
-        <w:rPr/>
-      </w:pPr>
-      <w:r>
-        <w:rPr>
-          <w:b/>
-          <w:bCs/>
-          <w:color w:val="C9211E"/>
-        </w:rPr>
-        <w:t xml:space="preserve">Registrazione </w:t>
-      </w:r>
-      <w:r>
-        <w:rPr>
-          <w:b/>
-          <w:bCs/>
-          <w:color w:val="C9211E"/>
-        </w:rPr>
-        <w:t>Untente</w:t>
-      </w:r>
-    </w:p>
-    <w:p>
-      <w:pPr>
-        <w:pStyle w:val="BodyText"/>
-        <w:numPr>
-          <w:ilvl w:val="0"/>
-          <w:numId w:val="1"/>
-        </w:numPr>
-        <w:bidi w:val="0"/>
-        <w:jc w:val="both"/>
-        <w:rPr/>
-      </w:pPr>
-      <w:r>
-        <w:rPr>
-          <w:b/>
-        </w:rPr>
-        <w:t>Registrazione Utente (Frontend):</w:t>
-      </w:r>
-      <w:r>
-        <w:rPr/>
-        <w:t xml:space="preserve"> L'aspirante socio compila il modulo web inserendo nome, cognome,  e numero di telefono, accettando l'</w:t>
-      </w:r>
-      <w:r>
-        <w:rPr>
-          <w:b/>
-        </w:rPr>
-        <w:t xml:space="preserve">Informativa sul Trattamento dei Dati Personali </w:t>
-      </w:r>
-      <w:r>
-        <w:rPr>
-          <w:b/>
-        </w:rPr>
-        <w:t xml:space="preserve">secondo </w:t>
-      </w:r>
-      <w:r>
-        <w:rPr>
-          <w:b/>
-        </w:rPr>
-        <w:t xml:space="preserve">GDPR </w:t>
-      </w:r>
-      <w:r>
-        <w:rPr>
-          <w:b/>
-        </w:rPr>
-        <w:t>(OBBLIGATORIO)</w:t>
-      </w:r>
-      <w:r>
-        <w:rPr>
-          <w:b/>
-        </w:rPr>
-        <w:t>, ed il consenso all’utilizzo della mail a fini di comunicazioni promozionali della sezione (</w:t>
-      </w:r>
-      <w:r>
-        <w:rPr>
-          <w:b/>
-        </w:rPr>
-        <w:t>FACOLTATIVO</w:t>
-      </w:r>
-      <w:r>
-        <w:rPr>
-          <w:b/>
-        </w:rPr>
-        <w:t xml:space="preserve"> )</w:t>
-      </w:r>
-    </w:p>
-    <w:p>
-      <w:pPr>
-        <w:pStyle w:val="BodyText"/>
-        <w:numPr>
-          <w:ilvl w:val="0"/>
-          <w:numId w:val="1"/>
-        </w:numPr>
-        <w:bidi w:val="0"/>
-        <w:jc w:val="both"/>
-        <w:rPr/>
-      </w:pPr>
-      <w:r>
         <w:rPr>
           <w:b/>
         </w:rPr>
@@ -713,11 +579,7 @@
       </w:r>
       <w:r>
         <w:rPr/>
-        <w:t xml:space="preserve"> Il sistema </w:t>
-      </w:r>
-      <w:r>
-        <w:rPr/>
-        <w:t xml:space="preserve">verifica se il numero è già registrato, ed in caso negativo registra l’utente rilasciando immediatamente un token di registrazione con </w:t>
+        <w:t xml:space="preserve"> Il sistema verifica se il numero è già registrato, ed in caso negativo registra l’utente rilasciando immediatamente un token di registrazione con </w:t>
       </w:r>
       <w:r>
         <w:rPr>
@@ -1327,14 +1189,7 @@
           <w:b/>
           <w:color w:val="C9211E"/>
         </w:rPr>
-        <w:t xml:space="preserve">Verifica QR Code </w:t>
-      </w:r>
-      <w:r>
-        <w:rPr>
-          <w:b/>
-          <w:color w:val="C9211E"/>
-        </w:rPr>
-        <w:t>utente.</w:t>
+        <w:t>Verifica QR Code utente.</w:t>
       </w:r>
     </w:p>
     <w:p>
@@ -1351,15 +1206,7 @@
       </w:pPr>
       <w:r>
         <w:rPr/>
-        <w:t xml:space="preserve">Il personale della sede LNI Messina, ed il personale della gestione delle attività socio ricreative può verificare tramite applicativo l’avvenuta registrazione dell’aspirante socio tramite scan del QR Code assegnato. E’ possibile inserire a sistema anche tutti i soci attivi ed assegnare loro un QR </w:t>
-      </w:r>
-      <w:r>
-        <w:rPr/>
-        <w:t xml:space="preserve">Code, </w:t>
-      </w:r>
-      <w:r>
-        <w:rPr/>
-        <w:t>tramite il quale verificare eventualmente l’accesso anche per loro ai servizi socio ricreativi.</w:t>
+        <w:t>Il personale della sede LNI Messina, ed il personale della gestione delle attività socio ricreative può verificare tramite applicativo l’avvenuta registrazione dell’aspirante socio tramite scan del QR Code assegnato. E’ possibile inserire a sistema anche tutti i soci attivi ed assegnare loro un QR Code, tramite il quale verificare eventualmente l’accesso anche per loro ai servizi socio ricreativi.</w:t>
       </w:r>
     </w:p>
     <w:p>
@@ -1419,17 +1266,7 @@
           <w:sz w:val="30"/>
           <w:szCs w:val="30"/>
         </w:rPr>
-        <w:t>https://registrazionesoci.vercel.app/</w:t>
-      </w:r>
-      <w:r>
-        <w:rPr>
-          <w:b/>
-          <w:bCs/>
-          <w:color w:val="C9211E"/>
-          <w:sz w:val="30"/>
-          <w:szCs w:val="30"/>
-        </w:rPr>
-        <w:t>checkin</w:t>
+        <w:t>https://registrazionesoci.vercel.app/checkin</w:t>
       </w:r>
     </w:p>
     <w:p>
@@ -1461,12 +1298,12 @@
           <wp:anchor behindDoc="0" distT="0" distB="0" distL="0" distR="0" simplePos="0" locked="0" layoutInCell="0" allowOverlap="1" relativeHeight="5">
             <wp:simplePos x="0" y="0"/>
             <wp:positionH relativeFrom="column">
-              <wp:align>center</wp:align>
+              <wp:posOffset>1383665</wp:posOffset>
             </wp:positionH>
             <wp:positionV relativeFrom="paragraph">
-              <wp:posOffset>635</wp:posOffset>
+              <wp:posOffset>11430</wp:posOffset>
             </wp:positionV>
-            <wp:extent cx="3048000" cy="3048000"/>
+            <wp:extent cx="3416300" cy="3143250"/>
             <wp:effectExtent l="0" t="0" r="0" b="0"/>
             <wp:wrapSquare wrapText="largest"/>
             <wp:docPr id="3" name="Immagine3" descr="" title=""/>
@@ -1491,7 +1328,7 @@
                   <pic:spPr bwMode="auto">
                     <a:xfrm>
                       <a:off x="0" y="0"/>
-                      <a:ext cx="3048000" cy="3048000"/>
+                      <a:ext cx="3416300" cy="3143250"/>
                     </a:xfrm>
                     <a:prstGeom prst="rect">
                       <a:avLst/>
@@ -1577,364 +1414,324 @@
         </w:rPr>
       </w:pPr>
       <w:r>
-        <w:rPr/>
-      </w:r>
-    </w:p>
-    <w:p>
-      <w:pPr>
-        <w:pStyle w:val="BodyText"/>
-        <w:numPr>
-          <w:ilvl w:val="0"/>
-          <w:numId w:val="0"/>
-        </w:numPr>
-        <w:bidi w:val="0"/>
-        <w:ind w:hanging="0" w:start="720"/>
-        <w:jc w:val="start"/>
-        <w:rPr>
-          <w:b/>
-          <w:bCs/>
-          <w:sz w:val="36"/>
-          <w:szCs w:val="36"/>
-        </w:rPr>
-      </w:pPr>
-      <w:r>
-        <w:rPr/>
-      </w:r>
-    </w:p>
-    <w:p>
-      <w:pPr>
-        <w:pStyle w:val="BodyText"/>
-        <w:numPr>
-          <w:ilvl w:val="0"/>
-          <w:numId w:val="0"/>
-        </w:numPr>
-        <w:bidi w:val="0"/>
-        <w:ind w:hanging="0" w:start="720"/>
-        <w:jc w:val="start"/>
-        <w:rPr>
-          <w:b/>
-          <w:bCs/>
-          <w:sz w:val="36"/>
-          <w:szCs w:val="36"/>
-        </w:rPr>
-      </w:pPr>
-      <w:r>
-        <w:rPr/>
-      </w:r>
-    </w:p>
-    <w:p>
-      <w:pPr>
-        <w:pStyle w:val="BodyText"/>
-        <w:numPr>
-          <w:ilvl w:val="0"/>
-          <w:numId w:val="0"/>
-        </w:numPr>
-        <w:bidi w:val="0"/>
-        <w:ind w:hanging="0" w:start="720"/>
-        <w:jc w:val="start"/>
-        <w:rPr>
-          <w:b/>
-          <w:bCs/>
-          <w:sz w:val="36"/>
-          <w:szCs w:val="36"/>
-        </w:rPr>
-      </w:pPr>
-      <w:r>
-        <w:rPr/>
-      </w:r>
-    </w:p>
-    <w:p>
-      <w:pPr>
-        <w:pStyle w:val="BodyText"/>
-        <w:numPr>
-          <w:ilvl w:val="0"/>
-          <w:numId w:val="0"/>
-        </w:numPr>
-        <w:bidi w:val="0"/>
-        <w:ind w:hanging="0" w:start="720"/>
-        <w:jc w:val="start"/>
-        <w:rPr>
-          <w:b/>
-          <w:bCs/>
-          <w:sz w:val="36"/>
-          <w:szCs w:val="36"/>
-        </w:rPr>
-      </w:pPr>
-      <w:r>
-        <w:rPr/>
-      </w:r>
-    </w:p>
-    <w:p>
-      <w:pPr>
-        <w:pStyle w:val="BodyText"/>
-        <w:numPr>
-          <w:ilvl w:val="0"/>
-          <w:numId w:val="0"/>
-        </w:numPr>
-        <w:bidi w:val="0"/>
-        <w:ind w:hanging="0" w:start="720"/>
-        <w:jc w:val="start"/>
-        <w:rPr>
-          <w:b/>
-          <w:bCs/>
-          <w:sz w:val="36"/>
-          <w:szCs w:val="36"/>
-        </w:rPr>
-      </w:pPr>
-      <w:r>
-        <w:rPr/>
-      </w:r>
-    </w:p>
-    <w:p>
-      <w:pPr>
-        <w:pStyle w:val="BodyText"/>
-        <w:numPr>
-          <w:ilvl w:val="0"/>
-          <w:numId w:val="0"/>
-        </w:numPr>
-        <w:bidi w:val="0"/>
-        <w:ind w:hanging="0" w:start="720"/>
-        <w:jc w:val="start"/>
-        <w:rPr>
-          <w:b/>
-          <w:bCs/>
-          <w:sz w:val="36"/>
-          <w:szCs w:val="36"/>
-        </w:rPr>
-      </w:pPr>
-      <w:r>
-        <w:rPr/>
-      </w:r>
-    </w:p>
-    <w:p>
-      <w:pPr>
-        <w:pStyle w:val="BodyText"/>
-        <w:numPr>
-          <w:ilvl w:val="0"/>
-          <w:numId w:val="0"/>
-        </w:numPr>
-        <w:bidi w:val="0"/>
-        <w:ind w:hanging="0" w:start="720"/>
-        <w:jc w:val="start"/>
-        <w:rPr>
-          <w:b/>
-          <w:bCs/>
-          <w:sz w:val="36"/>
-          <w:szCs w:val="36"/>
-        </w:rPr>
-      </w:pPr>
-      <w:r>
-        <w:rPr/>
-      </w:r>
-    </w:p>
-    <w:p>
-      <w:pPr>
-        <w:pStyle w:val="BodyText"/>
-        <w:numPr>
-          <w:ilvl w:val="0"/>
-          <w:numId w:val="0"/>
-        </w:numPr>
-        <w:bidi w:val="0"/>
-        <w:ind w:hanging="0" w:start="720"/>
-        <w:jc w:val="start"/>
-        <w:rPr>
-          <w:b/>
-          <w:bCs/>
-          <w:sz w:val="36"/>
-          <w:szCs w:val="36"/>
-        </w:rPr>
-      </w:pPr>
-      <w:r>
-        <w:rPr/>
-      </w:r>
-    </w:p>
-    <w:p>
-      <w:pPr>
-        <w:pStyle w:val="BodyText"/>
-        <w:numPr>
-          <w:ilvl w:val="0"/>
-          <w:numId w:val="0"/>
-        </w:numPr>
-        <w:bidi w:val="0"/>
-        <w:ind w:hanging="0" w:start="720"/>
-        <w:jc w:val="start"/>
-        <w:rPr>
-          <w:b/>
-          <w:bCs/>
-          <w:sz w:val="36"/>
-          <w:szCs w:val="36"/>
-        </w:rPr>
-      </w:pPr>
-      <w:r>
-        <w:rPr/>
-      </w:r>
-    </w:p>
-    <w:p>
-      <w:pPr>
-        <w:pStyle w:val="BodyText"/>
-        <w:numPr>
-          <w:ilvl w:val="0"/>
-          <w:numId w:val="0"/>
-        </w:numPr>
-        <w:bidi w:val="0"/>
-        <w:ind w:hanging="0" w:start="720"/>
-        <w:jc w:val="start"/>
-        <w:rPr>
-          <w:b/>
-          <w:bCs/>
-          <w:sz w:val="36"/>
-          <w:szCs w:val="36"/>
-        </w:rPr>
-      </w:pPr>
-      <w:r>
-        <w:rPr/>
-      </w:r>
-    </w:p>
-    <w:p>
-      <w:pPr>
-        <w:pStyle w:val="BodyText"/>
-        <w:numPr>
-          <w:ilvl w:val="0"/>
-          <w:numId w:val="0"/>
-        </w:numPr>
-        <w:bidi w:val="0"/>
-        <w:ind w:hanging="0" w:start="720"/>
-        <w:jc w:val="start"/>
-        <w:rPr>
-          <w:b/>
-          <w:bCs/>
-          <w:sz w:val="36"/>
-          <w:szCs w:val="36"/>
-        </w:rPr>
-      </w:pPr>
-      <w:r>
-        <w:rPr/>
-      </w:r>
-    </w:p>
-    <w:p>
-      <w:pPr>
-        <w:pStyle w:val="BodyText"/>
-        <w:numPr>
-          <w:ilvl w:val="0"/>
-          <w:numId w:val="0"/>
-        </w:numPr>
-        <w:bidi w:val="0"/>
-        <w:ind w:hanging="0" w:start="720"/>
-        <w:jc w:val="start"/>
-        <w:rPr>
-          <w:b/>
-          <w:bCs/>
-          <w:sz w:val="36"/>
-          <w:szCs w:val="36"/>
-        </w:rPr>
-      </w:pPr>
-      <w:r>
-        <w:rPr/>
-      </w:r>
-    </w:p>
-    <w:p>
-      <w:pPr>
-        <w:pStyle w:val="BodyText"/>
-        <w:numPr>
-          <w:ilvl w:val="0"/>
-          <w:numId w:val="0"/>
-        </w:numPr>
-        <w:bidi w:val="0"/>
-        <w:ind w:hanging="0" w:start="720"/>
-        <w:jc w:val="start"/>
-        <w:rPr>
-          <w:b/>
-          <w:bCs/>
-          <w:sz w:val="36"/>
-          <w:szCs w:val="36"/>
-        </w:rPr>
-      </w:pPr>
-      <w:r>
-        <w:rPr/>
-      </w:r>
-    </w:p>
-    <w:p>
-      <w:pPr>
-        <w:pStyle w:val="BodyText"/>
-        <w:numPr>
-          <w:ilvl w:val="0"/>
-          <w:numId w:val="0"/>
-        </w:numPr>
-        <w:bidi w:val="0"/>
-        <w:ind w:hanging="0" w:start="720"/>
-        <w:jc w:val="start"/>
-        <w:rPr>
-          <w:b/>
-          <w:bCs/>
-          <w:sz w:val="36"/>
-          <w:szCs w:val="36"/>
-        </w:rPr>
-      </w:pPr>
-      <w:r>
-        <w:rPr/>
-      </w:r>
-    </w:p>
-    <w:p>
-      <w:pPr>
-        <w:pStyle w:val="BodyText"/>
-        <w:numPr>
-          <w:ilvl w:val="0"/>
-          <w:numId w:val="0"/>
-        </w:numPr>
-        <w:bidi w:val="0"/>
-        <w:ind w:hanging="0" w:start="720"/>
-        <w:jc w:val="start"/>
-        <w:rPr>
-          <w:b/>
-          <w:bCs/>
-          <w:sz w:val="36"/>
-          <w:szCs w:val="36"/>
-        </w:rPr>
-      </w:pPr>
-      <w:r>
-        <w:rPr/>
-      </w:r>
-    </w:p>
-    <w:p>
-      <w:pPr>
-        <w:pStyle w:val="BodyText"/>
-        <w:numPr>
-          <w:ilvl w:val="0"/>
-          <w:numId w:val="0"/>
-        </w:numPr>
-        <w:bidi w:val="0"/>
-        <w:ind w:hanging="0" w:start="720"/>
-        <w:jc w:val="start"/>
-        <w:rPr>
-          <w:b/>
-          <w:bCs/>
-          <w:sz w:val="36"/>
-          <w:szCs w:val="36"/>
-        </w:rPr>
-      </w:pPr>
-      <w:r>
-        <w:rPr/>
-      </w:r>
-    </w:p>
-    <w:p>
-      <w:pPr>
-        <w:pStyle w:val="BodyText"/>
-        <w:numPr>
-          <w:ilvl w:val="0"/>
-          <w:numId w:val="0"/>
-        </w:numPr>
-        <w:bidi w:val="0"/>
-        <w:ind w:hanging="0" w:start="720"/>
-        <w:jc w:val="start"/>
-        <w:rPr>
-          <w:b/>
-          <w:bCs/>
-          <w:sz w:val="36"/>
-          <w:szCs w:val="36"/>
-        </w:rPr>
-      </w:pPr>
-      <w:r>
-        <w:rPr/>
+        <w:rPr>
+          <w:b/>
+          <w:bCs/>
+          <w:sz w:val="36"/>
+          <w:szCs w:val="36"/>
+        </w:rPr>
+      </w:r>
+    </w:p>
+    <w:p>
+      <w:pPr>
+        <w:pStyle w:val="BodyText"/>
+        <w:numPr>
+          <w:ilvl w:val="0"/>
+          <w:numId w:val="0"/>
+        </w:numPr>
+        <w:bidi w:val="0"/>
+        <w:ind w:hanging="0" w:start="720"/>
+        <w:jc w:val="start"/>
+        <w:rPr>
+          <w:b/>
+          <w:bCs/>
+          <w:sz w:val="36"/>
+          <w:szCs w:val="36"/>
+        </w:rPr>
+      </w:pPr>
+      <w:r>
+        <w:rPr>
+          <w:b/>
+          <w:bCs/>
+          <w:sz w:val="36"/>
+          <w:szCs w:val="36"/>
+        </w:rPr>
+      </w:r>
+    </w:p>
+    <w:p>
+      <w:pPr>
+        <w:pStyle w:val="BodyText"/>
+        <w:numPr>
+          <w:ilvl w:val="0"/>
+          <w:numId w:val="0"/>
+        </w:numPr>
+        <w:bidi w:val="0"/>
+        <w:ind w:hanging="0" w:start="720"/>
+        <w:jc w:val="start"/>
+        <w:rPr>
+          <w:b/>
+          <w:bCs/>
+          <w:sz w:val="36"/>
+          <w:szCs w:val="36"/>
+        </w:rPr>
+      </w:pPr>
+      <w:r>
+        <w:rPr>
+          <w:b/>
+          <w:bCs/>
+          <w:sz w:val="36"/>
+          <w:szCs w:val="36"/>
+        </w:rPr>
+      </w:r>
+    </w:p>
+    <w:p>
+      <w:pPr>
+        <w:pStyle w:val="BodyText"/>
+        <w:numPr>
+          <w:ilvl w:val="0"/>
+          <w:numId w:val="0"/>
+        </w:numPr>
+        <w:bidi w:val="0"/>
+        <w:ind w:hanging="0" w:start="720"/>
+        <w:jc w:val="start"/>
+        <w:rPr>
+          <w:b/>
+          <w:bCs/>
+          <w:sz w:val="36"/>
+          <w:szCs w:val="36"/>
+        </w:rPr>
+      </w:pPr>
+      <w:r>
+        <w:rPr>
+          <w:b/>
+          <w:bCs/>
+          <w:sz w:val="36"/>
+          <w:szCs w:val="36"/>
+        </w:rPr>
+      </w:r>
+    </w:p>
+    <w:p>
+      <w:pPr>
+        <w:pStyle w:val="BodyText"/>
+        <w:numPr>
+          <w:ilvl w:val="0"/>
+          <w:numId w:val="0"/>
+        </w:numPr>
+        <w:bidi w:val="0"/>
+        <w:ind w:hanging="0" w:start="720"/>
+        <w:jc w:val="start"/>
+        <w:rPr>
+          <w:b/>
+          <w:bCs/>
+          <w:sz w:val="36"/>
+          <w:szCs w:val="36"/>
+        </w:rPr>
+      </w:pPr>
+      <w:r>
+        <w:rPr>
+          <w:b/>
+          <w:bCs/>
+          <w:sz w:val="36"/>
+          <w:szCs w:val="36"/>
+        </w:rPr>
+      </w:r>
+    </w:p>
+    <w:p>
+      <w:pPr>
+        <w:pStyle w:val="BodyText"/>
+        <w:numPr>
+          <w:ilvl w:val="0"/>
+          <w:numId w:val="0"/>
+        </w:numPr>
+        <w:bidi w:val="0"/>
+        <w:ind w:hanging="0" w:start="720"/>
+        <w:jc w:val="start"/>
+        <w:rPr>
+          <w:b/>
+          <w:bCs/>
+          <w:sz w:val="36"/>
+          <w:szCs w:val="36"/>
+        </w:rPr>
+      </w:pPr>
+      <w:r>
+        <w:rPr>
+          <w:b/>
+          <w:bCs/>
+          <w:sz w:val="36"/>
+          <w:szCs w:val="36"/>
+        </w:rPr>
+      </w:r>
+    </w:p>
+    <w:p>
+      <w:pPr>
+        <w:pStyle w:val="BodyText"/>
+        <w:numPr>
+          <w:ilvl w:val="0"/>
+          <w:numId w:val="0"/>
+        </w:numPr>
+        <w:bidi w:val="0"/>
+        <w:ind w:hanging="0" w:start="720"/>
+        <w:jc w:val="start"/>
+        <w:rPr>
+          <w:b/>
+          <w:bCs/>
+          <w:sz w:val="36"/>
+          <w:szCs w:val="36"/>
+        </w:rPr>
+      </w:pPr>
+      <w:r>
+        <w:rPr>
+          <w:b/>
+          <w:bCs/>
+          <w:sz w:val="36"/>
+          <w:szCs w:val="36"/>
+        </w:rPr>
+      </w:r>
+    </w:p>
+    <w:p>
+      <w:pPr>
+        <w:pStyle w:val="BodyText"/>
+        <w:numPr>
+          <w:ilvl w:val="0"/>
+          <w:numId w:val="0"/>
+        </w:numPr>
+        <w:bidi w:val="0"/>
+        <w:ind w:hanging="0" w:start="720"/>
+        <w:jc w:val="start"/>
+        <w:rPr>
+          <w:b/>
+          <w:bCs/>
+          <w:sz w:val="36"/>
+          <w:szCs w:val="36"/>
+        </w:rPr>
+      </w:pPr>
+      <w:r>
+        <w:rPr>
+          <w:b/>
+          <w:bCs/>
+          <w:sz w:val="36"/>
+          <w:szCs w:val="36"/>
+        </w:rPr>
+      </w:r>
+    </w:p>
+    <w:p>
+      <w:pPr>
+        <w:pStyle w:val="BodyText"/>
+        <w:numPr>
+          <w:ilvl w:val="0"/>
+          <w:numId w:val="0"/>
+        </w:numPr>
+        <w:bidi w:val="0"/>
+        <w:ind w:hanging="0" w:start="720"/>
+        <w:jc w:val="start"/>
+        <w:rPr>
+          <w:b/>
+          <w:bCs/>
+          <w:sz w:val="36"/>
+          <w:szCs w:val="36"/>
+        </w:rPr>
+      </w:pPr>
+      <w:r>
+        <w:rPr>
+          <w:b/>
+          <w:bCs/>
+          <w:sz w:val="36"/>
+          <w:szCs w:val="36"/>
+        </w:rPr>
+      </w:r>
+    </w:p>
+    <w:p>
+      <w:pPr>
+        <w:pStyle w:val="BodyText"/>
+        <w:numPr>
+          <w:ilvl w:val="0"/>
+          <w:numId w:val="0"/>
+        </w:numPr>
+        <w:bidi w:val="0"/>
+        <w:ind w:hanging="0" w:start="720"/>
+        <w:jc w:val="start"/>
+        <w:rPr>
+          <w:b/>
+          <w:bCs/>
+          <w:sz w:val="36"/>
+          <w:szCs w:val="36"/>
+        </w:rPr>
+      </w:pPr>
+      <w:r>
+        <w:rPr>
+          <w:b/>
+          <w:bCs/>
+          <w:sz w:val="36"/>
+          <w:szCs w:val="36"/>
+        </w:rPr>
+      </w:r>
+    </w:p>
+    <w:p>
+      <w:pPr>
+        <w:pStyle w:val="BodyText"/>
+        <w:numPr>
+          <w:ilvl w:val="0"/>
+          <w:numId w:val="0"/>
+        </w:numPr>
+        <w:bidi w:val="0"/>
+        <w:ind w:hanging="0" w:start="720"/>
+        <w:jc w:val="start"/>
+        <w:rPr>
+          <w:b/>
+          <w:bCs/>
+          <w:sz w:val="36"/>
+          <w:szCs w:val="36"/>
+        </w:rPr>
+      </w:pPr>
+      <w:r>
+        <w:rPr>
+          <w:b/>
+          <w:bCs/>
+          <w:sz w:val="36"/>
+          <w:szCs w:val="36"/>
+        </w:rPr>
+      </w:r>
+    </w:p>
+    <w:p>
+      <w:pPr>
+        <w:pStyle w:val="BodyText"/>
+        <w:numPr>
+          <w:ilvl w:val="0"/>
+          <w:numId w:val="0"/>
+        </w:numPr>
+        <w:bidi w:val="0"/>
+        <w:ind w:hanging="0" w:start="720"/>
+        <w:jc w:val="start"/>
+        <w:rPr>
+          <w:b/>
+          <w:bCs/>
+          <w:sz w:val="36"/>
+          <w:szCs w:val="36"/>
+        </w:rPr>
+      </w:pPr>
+      <w:r>
+        <w:rPr>
+          <w:b/>
+          <w:bCs/>
+          <w:sz w:val="36"/>
+          <w:szCs w:val="36"/>
+        </w:rPr>
+      </w:r>
+    </w:p>
+    <w:p>
+      <w:pPr>
+        <w:pStyle w:val="BodyText"/>
+        <w:numPr>
+          <w:ilvl w:val="0"/>
+          <w:numId w:val="0"/>
+        </w:numPr>
+        <w:bidi w:val="0"/>
+        <w:ind w:hanging="0" w:start="720"/>
+        <w:jc w:val="start"/>
+        <w:rPr>
+          <w:b/>
+          <w:bCs/>
+          <w:sz w:val="36"/>
+          <w:szCs w:val="36"/>
+        </w:rPr>
+      </w:pPr>
+      <w:r>
+        <w:rPr>
+          <w:b/>
+          <w:bCs/>
+          <w:sz w:val="36"/>
+          <w:szCs w:val="36"/>
+        </w:rPr>
       </w:r>
     </w:p>
     <w:p>
@@ -1963,6 +1760,9 @@
           <w:sz w:val="36"/>
           <w:szCs w:val="36"/>
         </w:rPr>
+        <w:tab/>
+        <w:tab/>
+        <w:tab/>
         <w:t>Pannello Operatore</w:t>
       </w:r>
     </w:p>
@@ -1983,20 +1783,18 @@
           <w:szCs w:val="36"/>
         </w:rPr>
       </w:pPr>
-      <w:hyperlink r:id="rId6">
-        <w:r>
-          <w:rPr>
-            <w:rStyle w:val="Hyperlink"/>
-            <w:b/>
-            <w:bCs/>
-            <w:i/>
-            <w:color w:val="FF0000"/>
-            <w:sz w:val="36"/>
-            <w:szCs w:val="36"/>
-          </w:rPr>
-          <w:t>https://registrazionesoci.vercel.app/operator</w:t>
-        </w:r>
-      </w:hyperlink>
+      <w:r>
+        <w:rPr>
+          <w:rStyle w:val="InternetLink3"/>
+          <w:b/>
+          <w:bCs/>
+          <w:i/>
+          <w:color w:val="FF0000"/>
+          <w:sz w:val="36"/>
+          <w:szCs w:val="36"/>
+        </w:rPr>
+        <w:t>https://registrazionesoci.vercel.app/operator</w:t>
+      </w:r>
     </w:p>
     <w:p>
       <w:pPr>
@@ -2027,7 +1825,7 @@
         <w:pStyle w:val="BodyText"/>
         <w:numPr>
           <w:ilvl w:val="0"/>
-          <w:numId w:val="3"/>
+          <w:numId w:val="2"/>
         </w:numPr>
         <w:tabs>
           <w:tab w:val="clear" w:pos="709"/>
@@ -2079,7 +1877,7 @@
         <w:pStyle w:val="BodyText"/>
         <w:numPr>
           <w:ilvl w:val="0"/>
-          <w:numId w:val="3"/>
+          <w:numId w:val="2"/>
         </w:numPr>
         <w:tabs>
           <w:tab w:val="clear" w:pos="709"/>
@@ -2173,7 +1971,7 @@
         <w:pStyle w:val="BodyText"/>
         <w:numPr>
           <w:ilvl w:val="0"/>
-          <w:numId w:val="4"/>
+          <w:numId w:val="3"/>
         </w:numPr>
         <w:tabs>
           <w:tab w:val="clear" w:pos="709"/>
@@ -2218,7 +2016,7 @@
         <w:pStyle w:val="BodyText"/>
         <w:numPr>
           <w:ilvl w:val="0"/>
-          <w:numId w:val="4"/>
+          <w:numId w:val="3"/>
         </w:numPr>
         <w:tabs>
           <w:tab w:val="clear" w:pos="709"/>
@@ -2253,7 +2051,7 @@
         <w:pStyle w:val="BodyText"/>
         <w:numPr>
           <w:ilvl w:val="0"/>
-          <w:numId w:val="4"/>
+          <w:numId w:val="3"/>
         </w:numPr>
         <w:tabs>
           <w:tab w:val="clear" w:pos="709"/>
@@ -2278,7 +2076,7 @@
         <w:pStyle w:val="BodyText"/>
         <w:numPr>
           <w:ilvl w:val="1"/>
-          <w:numId w:val="4"/>
+          <w:numId w:val="3"/>
         </w:numPr>
         <w:tabs>
           <w:tab w:val="clear" w:pos="709"/>
@@ -2359,7 +2157,7 @@
         <w:pStyle w:val="BodyText"/>
         <w:numPr>
           <w:ilvl w:val="0"/>
-          <w:numId w:val="5"/>
+          <w:numId w:val="4"/>
         </w:numPr>
         <w:tabs>
           <w:tab w:val="clear" w:pos="709"/>
@@ -2394,7 +2192,7 @@
         <w:pStyle w:val="BodyText"/>
         <w:numPr>
           <w:ilvl w:val="0"/>
-          <w:numId w:val="5"/>
+          <w:numId w:val="4"/>
         </w:numPr>
         <w:tabs>
           <w:tab w:val="clear" w:pos="709"/>
@@ -2419,7 +2217,7 @@
         <w:pStyle w:val="BodyText"/>
         <w:numPr>
           <w:ilvl w:val="1"/>
-          <w:numId w:val="5"/>
+          <w:numId w:val="4"/>
         </w:numPr>
         <w:tabs>
           <w:tab w:val="clear" w:pos="709"/>
@@ -2474,10 +2272,13 @@
         <w:pStyle w:val="Heading4"/>
         <w:rPr>
           <w:i/>
-        </w:rPr>
-      </w:pPr>
-      <w:r>
-        <w:rPr/>
+          <w:i/>
+        </w:rPr>
+      </w:pPr>
+      <w:r>
+        <w:rPr>
+          <w:i/>
+        </w:rPr>
       </w:r>
     </w:p>
     <w:p>
@@ -2494,7 +2295,7 @@
           <w:rFonts w:ascii="ui-sans-serif;system-ui;apple-system;BlinkMacSystemFont;Segoe UI;sans-serif" w:hAnsi="ui-sans-serif;system-ui;apple-system;BlinkMacSystemFont;Segoe UI;sans-serif"/>
           <w:b w:val="false"/>
           <w:bCs/>
-          <w:i w:val="false"/>
+          <w:i/>
           <w:i/>
           <w:caps w:val="false"/>
           <w:smallCaps w:val="false"/>
@@ -2505,50 +2306,68 @@
       </w:pPr>
       <w:r>
         <w:rPr>
-          <w:color w:val="auto"/>
-        </w:rPr>
-      </w:r>
-    </w:p>
-    <w:p>
-      <w:pPr>
-        <w:pStyle w:val="BodyText"/>
-        <w:numPr>
-          <w:ilvl w:val="0"/>
-          <w:numId w:val="0"/>
-        </w:numPr>
-        <w:bidi w:val="0"/>
-        <w:ind w:hanging="0" w:start="720"/>
-        <w:jc w:val="start"/>
-        <w:rPr>
-          <w:b/>
-          <w:bCs/>
-          <w:sz w:val="36"/>
-          <w:szCs w:val="36"/>
-        </w:rPr>
-      </w:pPr>
-      <w:r>
-        <w:rPr/>
-      </w:r>
-    </w:p>
-    <w:p>
-      <w:pPr>
-        <w:pStyle w:val="BodyText"/>
-        <w:numPr>
-          <w:ilvl w:val="0"/>
-          <w:numId w:val="0"/>
-        </w:numPr>
-        <w:bidi w:val="0"/>
-        <w:ind w:hanging="0" w:start="720"/>
-        <w:jc w:val="start"/>
-        <w:rPr>
-          <w:b/>
-          <w:bCs/>
-          <w:sz w:val="36"/>
-          <w:szCs w:val="36"/>
-        </w:rPr>
-      </w:pPr>
-      <w:r>
-        <w:rPr/>
+          <w:rFonts w:ascii="ui-sans-serif;system-ui;apple-system;BlinkMacSystemFont;Segoe UI;sans-serif" w:hAnsi="ui-sans-serif;system-ui;apple-system;BlinkMacSystemFont;Segoe UI;sans-serif"/>
+          <w:b w:val="false"/>
+          <w:bCs/>
+          <w:i/>
+          <w:caps w:val="false"/>
+          <w:smallCaps w:val="false"/>
+          <w:spacing w:val="0"/>
+          <w:sz w:val="21"/>
+          <w:szCs w:val="36"/>
+        </w:rPr>
+      </w:r>
+    </w:p>
+    <w:p>
+      <w:pPr>
+        <w:pStyle w:val="BodyText"/>
+        <w:numPr>
+          <w:ilvl w:val="0"/>
+          <w:numId w:val="0"/>
+        </w:numPr>
+        <w:bidi w:val="0"/>
+        <w:ind w:hanging="0" w:start="720"/>
+        <w:jc w:val="start"/>
+        <w:rPr>
+          <w:b/>
+          <w:bCs/>
+          <w:sz w:val="36"/>
+          <w:szCs w:val="36"/>
+        </w:rPr>
+      </w:pPr>
+      <w:r>
+        <w:rPr>
+          <w:b/>
+          <w:bCs/>
+          <w:sz w:val="36"/>
+          <w:szCs w:val="36"/>
+        </w:rPr>
+      </w:r>
+    </w:p>
+    <w:p>
+      <w:pPr>
+        <w:pStyle w:val="BodyText"/>
+        <w:numPr>
+          <w:ilvl w:val="0"/>
+          <w:numId w:val="0"/>
+        </w:numPr>
+        <w:bidi w:val="0"/>
+        <w:ind w:hanging="0" w:start="720"/>
+        <w:jc w:val="start"/>
+        <w:rPr>
+          <w:b/>
+          <w:bCs/>
+          <w:sz w:val="36"/>
+          <w:szCs w:val="36"/>
+        </w:rPr>
+      </w:pPr>
+      <w:r>
+        <w:rPr>
+          <w:b/>
+          <w:bCs/>
+          <w:sz w:val="36"/>
+          <w:szCs w:val="36"/>
+        </w:rPr>
       </w:r>
     </w:p>
     <w:p>
@@ -2572,7 +2391,14 @@
         </w:rPr>
       </w:pPr>
       <w:r>
-        <w:rPr/>
+        <w:rPr>
+          <w:b/>
+          <w:bCs/>
+          <w:i/>
+          <w:color w:val="C9211E"/>
+          <w:sz w:val="36"/>
+          <w:szCs w:val="36"/>
+        </w:rPr>
       </w:r>
     </w:p>
     <w:p>
@@ -2591,7 +2417,14 @@
         </w:rPr>
       </w:pPr>
       <w:r>
-        <w:rPr/>
+        <w:rPr>
+          <w:b/>
+          <w:bCs/>
+          <w:i/>
+          <w:color w:val="C9211E"/>
+          <w:sz w:val="36"/>
+          <w:szCs w:val="36"/>
+        </w:rPr>
       </w:r>
     </w:p>
     <w:p>
@@ -2610,7 +2443,14 @@
         </w:rPr>
       </w:pPr>
       <w:r>
-        <w:rPr/>
+        <w:rPr>
+          <w:b/>
+          <w:bCs/>
+          <w:i/>
+          <w:color w:val="C9211E"/>
+          <w:sz w:val="36"/>
+          <w:szCs w:val="36"/>
+        </w:rPr>
       </w:r>
     </w:p>
     <w:p>
@@ -2629,7 +2469,14 @@
         </w:rPr>
       </w:pPr>
       <w:r>
-        <w:rPr/>
+        <w:rPr>
+          <w:b/>
+          <w:bCs/>
+          <w:i/>
+          <w:color w:val="C9211E"/>
+          <w:sz w:val="36"/>
+          <w:szCs w:val="36"/>
+        </w:rPr>
       </w:r>
     </w:p>
     <w:p>
@@ -2648,7 +2495,14 @@
         </w:rPr>
       </w:pPr>
       <w:r>
-        <w:rPr/>
+        <w:rPr>
+          <w:b/>
+          <w:bCs/>
+          <w:i/>
+          <w:color w:val="C9211E"/>
+          <w:sz w:val="36"/>
+          <w:szCs w:val="36"/>
+        </w:rPr>
       </w:r>
     </w:p>
     <w:p>
@@ -2667,7 +2521,14 @@
         </w:rPr>
       </w:pPr>
       <w:r>
-        <w:rPr/>
+        <w:rPr>
+          <w:b/>
+          <w:bCs/>
+          <w:i/>
+          <w:color w:val="C9211E"/>
+          <w:sz w:val="36"/>
+          <w:szCs w:val="36"/>
+        </w:rPr>
       </w:r>
     </w:p>
     <w:p>
@@ -2686,7 +2547,14 @@
         </w:rPr>
       </w:pPr>
       <w:r>
-        <w:rPr/>
+        <w:rPr>
+          <w:b/>
+          <w:bCs/>
+          <w:i/>
+          <w:color w:val="C9211E"/>
+          <w:sz w:val="36"/>
+          <w:szCs w:val="36"/>
+        </w:rPr>
       </w:r>
     </w:p>
     <w:p>
@@ -2705,7 +2573,14 @@
         </w:rPr>
       </w:pPr>
       <w:r>
-        <w:rPr/>
+        <w:rPr>
+          <w:b/>
+          <w:bCs/>
+          <w:i/>
+          <w:color w:val="C9211E"/>
+          <w:sz w:val="36"/>
+          <w:szCs w:val="36"/>
+        </w:rPr>
       </w:r>
     </w:p>
     <w:p>
@@ -2729,18 +2604,7 @@
           <w:sz w:val="36"/>
           <w:szCs w:val="36"/>
         </w:rPr>
-        <w:t>P</w:t>
-      </w:r>
-      <w:r>
-        <w:rPr>
-          <w:b/>
-          <w:bCs/>
-          <w:i/>
-          <w:color w:val="C9211E"/>
-          <w:sz w:val="36"/>
-          <w:szCs w:val="36"/>
-        </w:rPr>
-        <w:t>annello amministrazione.</w:t>
+        <w:t>Pannello amministrazione.</w:t>
       </w:r>
     </w:p>
     <w:p>
@@ -2762,20 +2626,18 @@
         <w:tab/>
         <w:tab/>
       </w:r>
-      <w:hyperlink r:id="rId8">
-        <w:r>
-          <w:rPr>
-            <w:rStyle w:val="Hyperlink"/>
-            <w:b/>
-            <w:bCs/>
-            <w:i/>
-            <w:color w:val="C9211E"/>
-            <w:sz w:val="36"/>
-            <w:szCs w:val="36"/>
-          </w:rPr>
-          <w:t>https://registrazionesoci.vercel.app/login</w:t>
-        </w:r>
-      </w:hyperlink>
+      <w:r>
+        <w:rPr>
+          <w:rStyle w:val="InternetLink3"/>
+          <w:b/>
+          <w:bCs/>
+          <w:i/>
+          <w:color w:val="C9211E"/>
+          <w:sz w:val="36"/>
+          <w:szCs w:val="36"/>
+        </w:rPr>
+        <w:t>https://registrazionesoci.vercel.app/login</w:t>
+      </w:r>
     </w:p>
     <w:p>
       <w:pPr>
@@ -2803,31 +2665,7 @@
           <w:sz w:val="32"/>
           <w:szCs w:val="32"/>
         </w:rPr>
-        <w:t xml:space="preserve">Il Pannello Amministrazione è l'area riservata agli admin </w:t>
-      </w:r>
-      <w:r>
-        <w:rPr>
-          <w:b w:val="false"/>
-          <w:bCs w:val="false"/>
-          <w:i w:val="false"/>
-          <w:iCs w:val="false"/>
-          <w:color w:val="auto"/>
-          <w:sz w:val="32"/>
-          <w:szCs w:val="32"/>
-        </w:rPr>
-        <w:t xml:space="preserve">designati dalla </w:t>
-      </w:r>
-      <w:r>
-        <w:rPr>
-          <w:b w:val="false"/>
-          <w:bCs w:val="false"/>
-          <w:i w:val="false"/>
-          <w:iCs w:val="false"/>
-          <w:color w:val="auto"/>
-          <w:sz w:val="32"/>
-          <w:szCs w:val="32"/>
-        </w:rPr>
-        <w:t>LNI Messina.</w:t>
+        <w:t>Il Pannello Amministrazione è l'area riservata agli admin designati dalla LNI Messina.</w:t>
       </w:r>
     </w:p>
     <w:p>
@@ -2961,15 +2799,7 @@
         <w:rPr/>
       </w:pPr>
       <w:r>
-        <w:rPr>
-          <w:b w:val="false"/>
-          <w:bCs w:val="false"/>
-          <w:i w:val="false"/>
-          <w:iCs w:val="false"/>
-          <w:color w:val="auto"/>
-          <w:sz w:val="32"/>
-          <w:szCs w:val="32"/>
-        </w:rPr>
+        <w:rPr/>
       </w:r>
     </w:p>
     <w:p>
@@ -3018,21 +2848,19 @@
         </w:rPr>
         <w:t xml:space="preserve">User: </w:t>
       </w:r>
-      <w:hyperlink r:id="rId10">
-        <w:r>
-          <w:rPr>
-            <w:rStyle w:val="Hyperlink"/>
-            <w:b/>
-            <w:bCs/>
-            <w:i w:val="false"/>
-            <w:iCs w:val="false"/>
-            <w:color w:val="FF0000"/>
-            <w:sz w:val="36"/>
-            <w:szCs w:val="36"/>
-          </w:rPr>
-          <w:t>leganavaleitalianamessina@gmail.com</w:t>
-        </w:r>
-      </w:hyperlink>
+      <w:r>
+        <w:rPr>
+          <w:rStyle w:val="InternetLink3"/>
+          <w:b/>
+          <w:bCs/>
+          <w:i w:val="false"/>
+          <w:iCs w:val="false"/>
+          <w:color w:val="FF0000"/>
+          <w:sz w:val="36"/>
+          <w:szCs w:val="36"/>
+        </w:rPr>
+        <w:t>leganavaleitalianamessina@gmail.com</w:t>
+      </w:r>
     </w:p>
     <w:p>
       <w:pPr>
@@ -3085,348 +2913,425 @@
       </w:pPr>
       <w:r>
         <w:rPr>
-          <w:b w:val="false"/>
-          <w:bCs w:val="false"/>
-          <w:i w:val="false"/>
-          <w:iCs w:val="false"/>
-          <w:color w:val="auto"/>
-        </w:rPr>
-      </w:r>
-    </w:p>
-    <w:p>
-      <w:pPr>
-        <w:pStyle w:val="BodyText"/>
-        <w:numPr>
-          <w:ilvl w:val="0"/>
-          <w:numId w:val="0"/>
-        </w:numPr>
-        <w:bidi w:val="0"/>
-        <w:ind w:hanging="0" w:start="720"/>
-        <w:jc w:val="start"/>
-        <w:rPr>
-          <w:b/>
-          <w:bCs/>
-          <w:sz w:val="36"/>
-          <w:szCs w:val="36"/>
-        </w:rPr>
-      </w:pPr>
-      <w:r>
-        <w:rPr/>
-      </w:r>
-    </w:p>
-    <w:p>
-      <w:pPr>
-        <w:pStyle w:val="BodyText"/>
-        <w:numPr>
-          <w:ilvl w:val="0"/>
-          <w:numId w:val="0"/>
-        </w:numPr>
-        <w:bidi w:val="0"/>
-        <w:ind w:hanging="0" w:start="720"/>
-        <w:jc w:val="start"/>
-        <w:rPr>
-          <w:b/>
-          <w:bCs/>
-          <w:sz w:val="36"/>
-          <w:szCs w:val="36"/>
-        </w:rPr>
-      </w:pPr>
-      <w:r>
-        <w:rPr/>
-      </w:r>
-    </w:p>
-    <w:p>
-      <w:pPr>
-        <w:pStyle w:val="BodyText"/>
-        <w:numPr>
-          <w:ilvl w:val="0"/>
-          <w:numId w:val="0"/>
-        </w:numPr>
-        <w:bidi w:val="0"/>
-        <w:ind w:hanging="0" w:start="720"/>
-        <w:jc w:val="start"/>
-        <w:rPr>
-          <w:b/>
-          <w:bCs/>
-          <w:sz w:val="36"/>
-          <w:szCs w:val="36"/>
-        </w:rPr>
-      </w:pPr>
-      <w:r>
-        <w:rPr/>
-      </w:r>
-    </w:p>
-    <w:p>
-      <w:pPr>
-        <w:pStyle w:val="BodyText"/>
-        <w:numPr>
-          <w:ilvl w:val="0"/>
-          <w:numId w:val="0"/>
-        </w:numPr>
-        <w:bidi w:val="0"/>
-        <w:ind w:hanging="0" w:start="720"/>
-        <w:jc w:val="start"/>
-        <w:rPr>
-          <w:b/>
-          <w:bCs/>
-          <w:sz w:val="36"/>
-          <w:szCs w:val="36"/>
-        </w:rPr>
-      </w:pPr>
-      <w:r>
-        <w:rPr/>
-      </w:r>
-    </w:p>
-    <w:p>
-      <w:pPr>
-        <w:pStyle w:val="BodyText"/>
-        <w:numPr>
-          <w:ilvl w:val="0"/>
-          <w:numId w:val="0"/>
-        </w:numPr>
-        <w:bidi w:val="0"/>
-        <w:ind w:hanging="0" w:start="720"/>
-        <w:jc w:val="start"/>
-        <w:rPr>
-          <w:b/>
-          <w:bCs/>
-          <w:sz w:val="36"/>
-          <w:szCs w:val="36"/>
-        </w:rPr>
-      </w:pPr>
-      <w:r>
-        <w:rPr/>
-      </w:r>
-    </w:p>
-    <w:p>
-      <w:pPr>
-        <w:pStyle w:val="BodyText"/>
-        <w:numPr>
-          <w:ilvl w:val="0"/>
-          <w:numId w:val="0"/>
-        </w:numPr>
-        <w:bidi w:val="0"/>
-        <w:ind w:hanging="0" w:start="720"/>
-        <w:jc w:val="start"/>
-        <w:rPr>
-          <w:b/>
-          <w:bCs/>
-          <w:sz w:val="36"/>
-          <w:szCs w:val="36"/>
-        </w:rPr>
-      </w:pPr>
-      <w:r>
-        <w:rPr/>
-      </w:r>
-    </w:p>
-    <w:p>
-      <w:pPr>
-        <w:pStyle w:val="BodyText"/>
-        <w:numPr>
-          <w:ilvl w:val="0"/>
-          <w:numId w:val="0"/>
-        </w:numPr>
-        <w:bidi w:val="0"/>
-        <w:ind w:hanging="0" w:start="720"/>
-        <w:jc w:val="start"/>
-        <w:rPr>
-          <w:b/>
-          <w:bCs/>
-          <w:sz w:val="36"/>
-          <w:szCs w:val="36"/>
-        </w:rPr>
-      </w:pPr>
-      <w:r>
-        <w:rPr/>
-      </w:r>
-    </w:p>
-    <w:p>
-      <w:pPr>
-        <w:pStyle w:val="BodyText"/>
-        <w:numPr>
-          <w:ilvl w:val="0"/>
-          <w:numId w:val="0"/>
-        </w:numPr>
-        <w:bidi w:val="0"/>
-        <w:ind w:hanging="0" w:start="720"/>
-        <w:jc w:val="start"/>
-        <w:rPr>
-          <w:b/>
-          <w:bCs/>
-          <w:sz w:val="36"/>
-          <w:szCs w:val="36"/>
-        </w:rPr>
-      </w:pPr>
-      <w:r>
-        <w:rPr/>
-      </w:r>
-    </w:p>
-    <w:p>
-      <w:pPr>
-        <w:pStyle w:val="BodyText"/>
-        <w:numPr>
-          <w:ilvl w:val="0"/>
-          <w:numId w:val="0"/>
-        </w:numPr>
-        <w:bidi w:val="0"/>
-        <w:ind w:hanging="0" w:start="720"/>
-        <w:jc w:val="start"/>
-        <w:rPr>
-          <w:b/>
-          <w:bCs/>
-          <w:sz w:val="36"/>
-          <w:szCs w:val="36"/>
-        </w:rPr>
-      </w:pPr>
-      <w:r>
-        <w:rPr/>
-      </w:r>
-    </w:p>
-    <w:p>
-      <w:pPr>
-        <w:pStyle w:val="BodyText"/>
-        <w:numPr>
-          <w:ilvl w:val="0"/>
-          <w:numId w:val="0"/>
-        </w:numPr>
-        <w:bidi w:val="0"/>
-        <w:ind w:hanging="0" w:start="720"/>
-        <w:jc w:val="start"/>
-        <w:rPr>
-          <w:b/>
-          <w:bCs/>
-          <w:sz w:val="36"/>
-          <w:szCs w:val="36"/>
-        </w:rPr>
-      </w:pPr>
-      <w:r>
-        <w:rPr/>
-      </w:r>
-    </w:p>
-    <w:p>
-      <w:pPr>
-        <w:pStyle w:val="BodyText"/>
-        <w:numPr>
-          <w:ilvl w:val="0"/>
-          <w:numId w:val="0"/>
-        </w:numPr>
-        <w:bidi w:val="0"/>
-        <w:ind w:hanging="0" w:start="720"/>
-        <w:jc w:val="start"/>
-        <w:rPr>
-          <w:b/>
-          <w:bCs/>
-          <w:sz w:val="36"/>
-          <w:szCs w:val="36"/>
-        </w:rPr>
-      </w:pPr>
-      <w:r>
-        <w:rPr/>
-      </w:r>
-    </w:p>
-    <w:p>
-      <w:pPr>
-        <w:pStyle w:val="BodyText"/>
-        <w:numPr>
-          <w:ilvl w:val="0"/>
-          <w:numId w:val="0"/>
-        </w:numPr>
-        <w:bidi w:val="0"/>
-        <w:ind w:hanging="0" w:start="720"/>
-        <w:jc w:val="start"/>
-        <w:rPr>
-          <w:b/>
-          <w:bCs/>
-          <w:sz w:val="36"/>
-          <w:szCs w:val="36"/>
-        </w:rPr>
-      </w:pPr>
-      <w:r>
-        <w:rPr/>
-      </w:r>
-    </w:p>
-    <w:p>
-      <w:pPr>
-        <w:pStyle w:val="BodyText"/>
-        <w:numPr>
-          <w:ilvl w:val="0"/>
-          <w:numId w:val="0"/>
-        </w:numPr>
-        <w:bidi w:val="0"/>
-        <w:ind w:hanging="0" w:start="720"/>
-        <w:jc w:val="start"/>
-        <w:rPr>
-          <w:b/>
-          <w:bCs/>
-          <w:sz w:val="36"/>
-          <w:szCs w:val="36"/>
-        </w:rPr>
-      </w:pPr>
-      <w:r>
-        <w:rPr/>
-      </w:r>
-    </w:p>
-    <w:p>
-      <w:pPr>
-        <w:pStyle w:val="BodyText"/>
-        <w:numPr>
-          <w:ilvl w:val="0"/>
-          <w:numId w:val="0"/>
-        </w:numPr>
-        <w:bidi w:val="0"/>
-        <w:ind w:hanging="0" w:start="720"/>
-        <w:jc w:val="start"/>
-        <w:rPr>
-          <w:b/>
-          <w:bCs/>
-          <w:sz w:val="36"/>
-          <w:szCs w:val="36"/>
-        </w:rPr>
-      </w:pPr>
-      <w:r>
-        <w:rPr/>
-      </w:r>
-    </w:p>
-    <w:p>
-      <w:pPr>
-        <w:pStyle w:val="BodyText"/>
-        <w:numPr>
-          <w:ilvl w:val="0"/>
-          <w:numId w:val="0"/>
-        </w:numPr>
-        <w:bidi w:val="0"/>
-        <w:ind w:hanging="0" w:start="720"/>
-        <w:jc w:val="start"/>
-        <w:rPr>
-          <w:b/>
-          <w:bCs/>
-          <w:sz w:val="36"/>
-          <w:szCs w:val="36"/>
-        </w:rPr>
-      </w:pPr>
-      <w:r>
-        <w:rPr/>
-      </w:r>
-    </w:p>
-    <w:p>
-      <w:pPr>
-        <w:pStyle w:val="BodyText"/>
-        <w:numPr>
-          <w:ilvl w:val="0"/>
-          <w:numId w:val="0"/>
-        </w:numPr>
-        <w:bidi w:val="0"/>
-        <w:ind w:hanging="0" w:start="720"/>
-        <w:jc w:val="start"/>
-        <w:rPr>
-          <w:b/>
-          <w:bCs/>
-          <w:sz w:val="36"/>
-          <w:szCs w:val="36"/>
-        </w:rPr>
-      </w:pPr>
-      <w:r>
-        <w:rPr/>
+          <w:sz w:val="36"/>
+          <w:szCs w:val="36"/>
+        </w:rPr>
+      </w:r>
+    </w:p>
+    <w:p>
+      <w:pPr>
+        <w:pStyle w:val="BodyText"/>
+        <w:numPr>
+          <w:ilvl w:val="0"/>
+          <w:numId w:val="0"/>
+        </w:numPr>
+        <w:bidi w:val="0"/>
+        <w:ind w:hanging="0" w:start="720"/>
+        <w:jc w:val="start"/>
+        <w:rPr>
+          <w:b/>
+          <w:bCs/>
+          <w:sz w:val="36"/>
+          <w:szCs w:val="36"/>
+        </w:rPr>
+      </w:pPr>
+      <w:r>
+        <w:rPr>
+          <w:b/>
+          <w:bCs/>
+          <w:sz w:val="36"/>
+          <w:szCs w:val="36"/>
+        </w:rPr>
+      </w:r>
+    </w:p>
+    <w:p>
+      <w:pPr>
+        <w:pStyle w:val="BodyText"/>
+        <w:numPr>
+          <w:ilvl w:val="0"/>
+          <w:numId w:val="0"/>
+        </w:numPr>
+        <w:bidi w:val="0"/>
+        <w:ind w:hanging="0" w:start="720"/>
+        <w:jc w:val="start"/>
+        <w:rPr>
+          <w:b/>
+          <w:bCs/>
+          <w:sz w:val="36"/>
+          <w:szCs w:val="36"/>
+        </w:rPr>
+      </w:pPr>
+      <w:r>
+        <w:rPr>
+          <w:b/>
+          <w:bCs/>
+          <w:sz w:val="36"/>
+          <w:szCs w:val="36"/>
+        </w:rPr>
+      </w:r>
+    </w:p>
+    <w:p>
+      <w:pPr>
+        <w:pStyle w:val="BodyText"/>
+        <w:numPr>
+          <w:ilvl w:val="0"/>
+          <w:numId w:val="0"/>
+        </w:numPr>
+        <w:bidi w:val="0"/>
+        <w:ind w:hanging="0" w:start="720"/>
+        <w:jc w:val="start"/>
+        <w:rPr>
+          <w:b/>
+          <w:bCs/>
+          <w:sz w:val="36"/>
+          <w:szCs w:val="36"/>
+        </w:rPr>
+      </w:pPr>
+      <w:r>
+        <w:rPr>
+          <w:b/>
+          <w:bCs/>
+          <w:sz w:val="36"/>
+          <w:szCs w:val="36"/>
+        </w:rPr>
+      </w:r>
+    </w:p>
+    <w:p>
+      <w:pPr>
+        <w:pStyle w:val="BodyText"/>
+        <w:numPr>
+          <w:ilvl w:val="0"/>
+          <w:numId w:val="0"/>
+        </w:numPr>
+        <w:bidi w:val="0"/>
+        <w:ind w:hanging="0" w:start="720"/>
+        <w:jc w:val="start"/>
+        <w:rPr>
+          <w:b/>
+          <w:bCs/>
+          <w:sz w:val="36"/>
+          <w:szCs w:val="36"/>
+        </w:rPr>
+      </w:pPr>
+      <w:r>
+        <w:rPr>
+          <w:b/>
+          <w:bCs/>
+          <w:sz w:val="36"/>
+          <w:szCs w:val="36"/>
+        </w:rPr>
+      </w:r>
+    </w:p>
+    <w:p>
+      <w:pPr>
+        <w:pStyle w:val="BodyText"/>
+        <w:numPr>
+          <w:ilvl w:val="0"/>
+          <w:numId w:val="0"/>
+        </w:numPr>
+        <w:bidi w:val="0"/>
+        <w:ind w:hanging="0" w:start="720"/>
+        <w:jc w:val="start"/>
+        <w:rPr>
+          <w:b/>
+          <w:bCs/>
+          <w:sz w:val="36"/>
+          <w:szCs w:val="36"/>
+        </w:rPr>
+      </w:pPr>
+      <w:r>
+        <w:rPr>
+          <w:b/>
+          <w:bCs/>
+          <w:sz w:val="36"/>
+          <w:szCs w:val="36"/>
+        </w:rPr>
+      </w:r>
+    </w:p>
+    <w:p>
+      <w:pPr>
+        <w:pStyle w:val="BodyText"/>
+        <w:numPr>
+          <w:ilvl w:val="0"/>
+          <w:numId w:val="0"/>
+        </w:numPr>
+        <w:bidi w:val="0"/>
+        <w:ind w:hanging="0" w:start="720"/>
+        <w:jc w:val="start"/>
+        <w:rPr>
+          <w:b/>
+          <w:bCs/>
+          <w:sz w:val="36"/>
+          <w:szCs w:val="36"/>
+        </w:rPr>
+      </w:pPr>
+      <w:r>
+        <w:rPr>
+          <w:b/>
+          <w:bCs/>
+          <w:sz w:val="36"/>
+          <w:szCs w:val="36"/>
+        </w:rPr>
+      </w:r>
+    </w:p>
+    <w:p>
+      <w:pPr>
+        <w:pStyle w:val="BodyText"/>
+        <w:numPr>
+          <w:ilvl w:val="0"/>
+          <w:numId w:val="0"/>
+        </w:numPr>
+        <w:bidi w:val="0"/>
+        <w:ind w:hanging="0" w:start="720"/>
+        <w:jc w:val="start"/>
+        <w:rPr>
+          <w:b/>
+          <w:bCs/>
+          <w:sz w:val="36"/>
+          <w:szCs w:val="36"/>
+        </w:rPr>
+      </w:pPr>
+      <w:r>
+        <w:rPr>
+          <w:b/>
+          <w:bCs/>
+          <w:sz w:val="36"/>
+          <w:szCs w:val="36"/>
+        </w:rPr>
+      </w:r>
+    </w:p>
+    <w:p>
+      <w:pPr>
+        <w:pStyle w:val="BodyText"/>
+        <w:numPr>
+          <w:ilvl w:val="0"/>
+          <w:numId w:val="0"/>
+        </w:numPr>
+        <w:bidi w:val="0"/>
+        <w:ind w:hanging="0" w:start="720"/>
+        <w:jc w:val="start"/>
+        <w:rPr>
+          <w:b/>
+          <w:bCs/>
+          <w:sz w:val="36"/>
+          <w:szCs w:val="36"/>
+        </w:rPr>
+      </w:pPr>
+      <w:r>
+        <w:rPr>
+          <w:b/>
+          <w:bCs/>
+          <w:sz w:val="36"/>
+          <w:szCs w:val="36"/>
+        </w:rPr>
+      </w:r>
+    </w:p>
+    <w:p>
+      <w:pPr>
+        <w:pStyle w:val="BodyText"/>
+        <w:numPr>
+          <w:ilvl w:val="0"/>
+          <w:numId w:val="0"/>
+        </w:numPr>
+        <w:bidi w:val="0"/>
+        <w:ind w:hanging="0" w:start="720"/>
+        <w:jc w:val="start"/>
+        <w:rPr>
+          <w:b/>
+          <w:bCs/>
+          <w:sz w:val="36"/>
+          <w:szCs w:val="36"/>
+        </w:rPr>
+      </w:pPr>
+      <w:r>
+        <w:rPr>
+          <w:b/>
+          <w:bCs/>
+          <w:sz w:val="36"/>
+          <w:szCs w:val="36"/>
+        </w:rPr>
+      </w:r>
+    </w:p>
+    <w:p>
+      <w:pPr>
+        <w:pStyle w:val="BodyText"/>
+        <w:numPr>
+          <w:ilvl w:val="0"/>
+          <w:numId w:val="0"/>
+        </w:numPr>
+        <w:bidi w:val="0"/>
+        <w:ind w:hanging="0" w:start="720"/>
+        <w:jc w:val="start"/>
+        <w:rPr>
+          <w:b/>
+          <w:bCs/>
+          <w:sz w:val="36"/>
+          <w:szCs w:val="36"/>
+        </w:rPr>
+      </w:pPr>
+      <w:r>
+        <w:rPr>
+          <w:b/>
+          <w:bCs/>
+          <w:sz w:val="36"/>
+          <w:szCs w:val="36"/>
+        </w:rPr>
+      </w:r>
+    </w:p>
+    <w:p>
+      <w:pPr>
+        <w:pStyle w:val="BodyText"/>
+        <w:numPr>
+          <w:ilvl w:val="0"/>
+          <w:numId w:val="0"/>
+        </w:numPr>
+        <w:bidi w:val="0"/>
+        <w:ind w:hanging="0" w:start="720"/>
+        <w:jc w:val="start"/>
+        <w:rPr>
+          <w:b/>
+          <w:bCs/>
+          <w:sz w:val="36"/>
+          <w:szCs w:val="36"/>
+        </w:rPr>
+      </w:pPr>
+      <w:r>
+        <w:rPr>
+          <w:b/>
+          <w:bCs/>
+          <w:sz w:val="36"/>
+          <w:szCs w:val="36"/>
+        </w:rPr>
+      </w:r>
+    </w:p>
+    <w:p>
+      <w:pPr>
+        <w:pStyle w:val="BodyText"/>
+        <w:numPr>
+          <w:ilvl w:val="0"/>
+          <w:numId w:val="0"/>
+        </w:numPr>
+        <w:bidi w:val="0"/>
+        <w:ind w:hanging="0" w:start="720"/>
+        <w:jc w:val="start"/>
+        <w:rPr>
+          <w:b/>
+          <w:bCs/>
+          <w:sz w:val="36"/>
+          <w:szCs w:val="36"/>
+        </w:rPr>
+      </w:pPr>
+      <w:r>
+        <w:rPr>
+          <w:b/>
+          <w:bCs/>
+          <w:sz w:val="36"/>
+          <w:szCs w:val="36"/>
+        </w:rPr>
+      </w:r>
+    </w:p>
+    <w:p>
+      <w:pPr>
+        <w:pStyle w:val="BodyText"/>
+        <w:numPr>
+          <w:ilvl w:val="0"/>
+          <w:numId w:val="0"/>
+        </w:numPr>
+        <w:bidi w:val="0"/>
+        <w:ind w:hanging="0" w:start="720"/>
+        <w:jc w:val="start"/>
+        <w:rPr>
+          <w:b/>
+          <w:bCs/>
+          <w:sz w:val="36"/>
+          <w:szCs w:val="36"/>
+        </w:rPr>
+      </w:pPr>
+      <w:r>
+        <w:rPr>
+          <w:b/>
+          <w:bCs/>
+          <w:sz w:val="36"/>
+          <w:szCs w:val="36"/>
+        </w:rPr>
+      </w:r>
+    </w:p>
+    <w:p>
+      <w:pPr>
+        <w:pStyle w:val="BodyText"/>
+        <w:numPr>
+          <w:ilvl w:val="0"/>
+          <w:numId w:val="0"/>
+        </w:numPr>
+        <w:bidi w:val="0"/>
+        <w:ind w:hanging="0" w:start="720"/>
+        <w:jc w:val="start"/>
+        <w:rPr>
+          <w:b/>
+          <w:bCs/>
+          <w:sz w:val="36"/>
+          <w:szCs w:val="36"/>
+        </w:rPr>
+      </w:pPr>
+      <w:r>
+        <w:rPr>
+          <w:b/>
+          <w:bCs/>
+          <w:sz w:val="36"/>
+          <w:szCs w:val="36"/>
+        </w:rPr>
+      </w:r>
+    </w:p>
+    <w:p>
+      <w:pPr>
+        <w:pStyle w:val="BodyText"/>
+        <w:numPr>
+          <w:ilvl w:val="0"/>
+          <w:numId w:val="0"/>
+        </w:numPr>
+        <w:bidi w:val="0"/>
+        <w:ind w:hanging="0" w:start="720"/>
+        <w:jc w:val="start"/>
+        <w:rPr>
+          <w:b/>
+          <w:bCs/>
+          <w:sz w:val="36"/>
+          <w:szCs w:val="36"/>
+        </w:rPr>
+      </w:pPr>
+      <w:r>
+        <w:rPr>
+          <w:b/>
+          <w:bCs/>
+          <w:sz w:val="36"/>
+          <w:szCs w:val="36"/>
+        </w:rPr>
+      </w:r>
+    </w:p>
+    <w:p>
+      <w:pPr>
+        <w:pStyle w:val="BodyText"/>
+        <w:numPr>
+          <w:ilvl w:val="0"/>
+          <w:numId w:val="0"/>
+        </w:numPr>
+        <w:bidi w:val="0"/>
+        <w:spacing w:before="0" w:after="140"/>
+        <w:ind w:hanging="0" w:start="720"/>
+        <w:jc w:val="start"/>
+        <w:rPr>
+          <w:b/>
+          <w:bCs/>
+          <w:sz w:val="36"/>
+          <w:szCs w:val="36"/>
+        </w:rPr>
+      </w:pPr>
+      <w:r>
+        <w:rPr>
+          <w:b/>
+          <w:bCs/>
+          <w:color w:val="C9211E"/>
+        </w:rPr>
         <w:drawing>
           <wp:anchor behindDoc="0" distT="0" distB="0" distL="0" distR="0" simplePos="0" locked="0" layoutInCell="0" allowOverlap="1" relativeHeight="4">
             <wp:simplePos x="0" y="0"/>
@@ -3453,7 +3358,7 @@
                     </pic:cNvPicPr>
                   </pic:nvPicPr>
                   <pic:blipFill>
-                    <a:blip r:embed="rId11"/>
+                    <a:blip r:embed="rId5"/>
                     <a:stretch>
                       <a:fillRect/>
                     </a:stretch>
@@ -3472,22 +3377,6 @@
             </a:graphic>
           </wp:anchor>
         </w:drawing>
-      </w:r>
-    </w:p>
-    <w:p>
-      <w:pPr>
-        <w:pStyle w:val="BodyText"/>
-        <w:bidi w:val="0"/>
-        <w:spacing w:before="0" w:after="140"/>
-        <w:jc w:val="start"/>
-        <w:rPr>
-          <w:b/>
-          <w:bCs/>
-          <w:color w:val="C9211E"/>
-        </w:rPr>
-      </w:pPr>
-      <w:r>
-        <w:rPr/>
       </w:r>
     </w:p>
     <w:sectPr>
@@ -3627,120 +3516,138 @@
   <w:abstractNum w:abstractNumId="2">
     <w:lvl w:ilvl="0">
       <w:start w:val="1"/>
-      <w:numFmt w:val="decimal"/>
-      <w:lvlText w:val="%1."/>
+      <w:numFmt w:val="bullet"/>
+      <w:lvlText w:val=""/>
       <w:lvlJc w:val="start"/>
       <w:pPr>
         <w:tabs>
-          <w:tab w:val="num" w:pos="720"/>
-        </w:tabs>
-        <w:ind w:start="720" w:hanging="360"/>
-      </w:pPr>
-      <w:rPr/>
+          <w:tab w:val="num" w:pos="709"/>
+        </w:tabs>
+        <w:ind w:start="709" w:hanging="283"/>
+      </w:pPr>
+      <w:rPr>
+        <w:rFonts w:ascii="Symbol" w:hAnsi="Symbol" w:cs="Symbol" w:hint="default"/>
+      </w:rPr>
     </w:lvl>
     <w:lvl w:ilvl="1">
       <w:start w:val="1"/>
-      <w:numFmt w:val="decimal"/>
-      <w:lvlText w:val="%2."/>
+      <w:numFmt w:val="bullet"/>
+      <w:lvlText w:val=""/>
       <w:lvlJc w:val="start"/>
       <w:pPr>
         <w:tabs>
-          <w:tab w:val="num" w:pos="1080"/>
-        </w:tabs>
-        <w:ind w:start="1080" w:hanging="360"/>
-      </w:pPr>
-      <w:rPr/>
+          <w:tab w:val="num" w:pos="1418"/>
+        </w:tabs>
+        <w:ind w:start="1418" w:hanging="283"/>
+      </w:pPr>
+      <w:rPr>
+        <w:rFonts w:ascii="Symbol" w:hAnsi="Symbol" w:cs="Symbol" w:hint="default"/>
+      </w:rPr>
     </w:lvl>
     <w:lvl w:ilvl="2">
       <w:start w:val="1"/>
-      <w:numFmt w:val="decimal"/>
-      <w:lvlText w:val="%3."/>
+      <w:numFmt w:val="bullet"/>
+      <w:lvlText w:val=""/>
       <w:lvlJc w:val="start"/>
       <w:pPr>
         <w:tabs>
-          <w:tab w:val="num" w:pos="1440"/>
-        </w:tabs>
-        <w:ind w:start="1440" w:hanging="360"/>
-      </w:pPr>
-      <w:rPr/>
+          <w:tab w:val="num" w:pos="2127"/>
+        </w:tabs>
+        <w:ind w:start="2127" w:hanging="283"/>
+      </w:pPr>
+      <w:rPr>
+        <w:rFonts w:ascii="Symbol" w:hAnsi="Symbol" w:cs="Symbol" w:hint="default"/>
+      </w:rPr>
     </w:lvl>
     <w:lvl w:ilvl="3">
       <w:start w:val="1"/>
-      <w:numFmt w:val="decimal"/>
-      <w:lvlText w:val="%4."/>
+      <w:numFmt w:val="bullet"/>
+      <w:lvlText w:val=""/>
       <w:lvlJc w:val="start"/>
       <w:pPr>
         <w:tabs>
-          <w:tab w:val="num" w:pos="1800"/>
-        </w:tabs>
-        <w:ind w:start="1800" w:hanging="360"/>
-      </w:pPr>
-      <w:rPr/>
+          <w:tab w:val="num" w:pos="2836"/>
+        </w:tabs>
+        <w:ind w:start="2836" w:hanging="283"/>
+      </w:pPr>
+      <w:rPr>
+        <w:rFonts w:ascii="Symbol" w:hAnsi="Symbol" w:cs="Symbol" w:hint="default"/>
+      </w:rPr>
     </w:lvl>
     <w:lvl w:ilvl="4">
       <w:start w:val="1"/>
-      <w:numFmt w:val="decimal"/>
-      <w:lvlText w:val="%5."/>
+      <w:numFmt w:val="bullet"/>
+      <w:lvlText w:val=""/>
       <w:lvlJc w:val="start"/>
       <w:pPr>
         <w:tabs>
-          <w:tab w:val="num" w:pos="2160"/>
-        </w:tabs>
-        <w:ind w:start="2160" w:hanging="360"/>
-      </w:pPr>
-      <w:rPr/>
+          <w:tab w:val="num" w:pos="3545"/>
+        </w:tabs>
+        <w:ind w:start="3545" w:hanging="283"/>
+      </w:pPr>
+      <w:rPr>
+        <w:rFonts w:ascii="Symbol" w:hAnsi="Symbol" w:cs="Symbol" w:hint="default"/>
+      </w:rPr>
     </w:lvl>
     <w:lvl w:ilvl="5">
       <w:start w:val="1"/>
-      <w:numFmt w:val="decimal"/>
-      <w:lvlText w:val="%6."/>
+      <w:numFmt w:val="bullet"/>
+      <w:lvlText w:val=""/>
       <w:lvlJc w:val="start"/>
       <w:pPr>
         <w:tabs>
-          <w:tab w:val="num" w:pos="2520"/>
-        </w:tabs>
-        <w:ind w:start="2520" w:hanging="360"/>
-      </w:pPr>
-      <w:rPr/>
+          <w:tab w:val="num" w:pos="4254"/>
+        </w:tabs>
+        <w:ind w:start="4254" w:hanging="283"/>
+      </w:pPr>
+      <w:rPr>
+        <w:rFonts w:ascii="Symbol" w:hAnsi="Symbol" w:cs="Symbol" w:hint="default"/>
+      </w:rPr>
     </w:lvl>
     <w:lvl w:ilvl="6">
       <w:start w:val="1"/>
-      <w:numFmt w:val="decimal"/>
-      <w:lvlText w:val="%7."/>
+      <w:numFmt w:val="bullet"/>
+      <w:lvlText w:val=""/>
       <w:lvlJc w:val="start"/>
       <w:pPr>
         <w:tabs>
-          <w:tab w:val="num" w:pos="2880"/>
-        </w:tabs>
-        <w:ind w:start="2880" w:hanging="360"/>
-      </w:pPr>
-      <w:rPr/>
+          <w:tab w:val="num" w:pos="4963"/>
+        </w:tabs>
+        <w:ind w:start="4963" w:hanging="283"/>
+      </w:pPr>
+      <w:rPr>
+        <w:rFonts w:ascii="Symbol" w:hAnsi="Symbol" w:cs="Symbol" w:hint="default"/>
+      </w:rPr>
     </w:lvl>
     <w:lvl w:ilvl="7">
       <w:start w:val="1"/>
-      <w:numFmt w:val="decimal"/>
-      <w:lvlText w:val="%8."/>
+      <w:numFmt w:val="bullet"/>
+      <w:lvlText w:val=""/>
       <w:lvlJc w:val="start"/>
       <w:pPr>
         <w:tabs>
-          <w:tab w:val="num" w:pos="3240"/>
-        </w:tabs>
-        <w:ind w:start="3240" w:hanging="360"/>
-      </w:pPr>
-      <w:rPr/>
+          <w:tab w:val="num" w:pos="5672"/>
+        </w:tabs>
+        <w:ind w:start="5672" w:hanging="283"/>
+      </w:pPr>
+      <w:rPr>
+        <w:rFonts w:ascii="Symbol" w:hAnsi="Symbol" w:cs="Symbol" w:hint="default"/>
+      </w:rPr>
     </w:lvl>
     <w:lvl w:ilvl="8">
       <w:start w:val="1"/>
-      <w:numFmt w:val="decimal"/>
-      <w:lvlText w:val="%9."/>
+      <w:numFmt w:val="bullet"/>
+      <w:lvlText w:val=""/>
       <w:lvlJc w:val="start"/>
       <w:pPr>
         <w:tabs>
-          <w:tab w:val="num" w:pos="3600"/>
-        </w:tabs>
-        <w:ind w:start="3600" w:hanging="360"/>
-      </w:pPr>
-      <w:rPr/>
+          <w:tab w:val="num" w:pos="6381"/>
+        </w:tabs>
+        <w:ind w:start="6381" w:hanging="283"/>
+      </w:pPr>
+      <w:rPr>
+        <w:rFonts w:ascii="Symbol" w:hAnsi="Symbol" w:cs="Symbol" w:hint="default"/>
+      </w:rPr>
     </w:lvl>
   </w:abstractNum>
   <w:abstractNum w:abstractNumId="3">
@@ -4020,144 +3927,6 @@
   <w:abstractNum w:abstractNumId="5">
     <w:lvl w:ilvl="0">
       <w:start w:val="1"/>
-      <w:numFmt w:val="bullet"/>
-      <w:lvlText w:val=""/>
-      <w:lvlJc w:val="start"/>
-      <w:pPr>
-        <w:tabs>
-          <w:tab w:val="num" w:pos="709"/>
-        </w:tabs>
-        <w:ind w:start="709" w:hanging="283"/>
-      </w:pPr>
-      <w:rPr>
-        <w:rFonts w:ascii="Symbol" w:hAnsi="Symbol" w:cs="Symbol" w:hint="default"/>
-      </w:rPr>
-    </w:lvl>
-    <w:lvl w:ilvl="1">
-      <w:start w:val="1"/>
-      <w:numFmt w:val="bullet"/>
-      <w:lvlText w:val=""/>
-      <w:lvlJc w:val="start"/>
-      <w:pPr>
-        <w:tabs>
-          <w:tab w:val="num" w:pos="1418"/>
-        </w:tabs>
-        <w:ind w:start="1418" w:hanging="283"/>
-      </w:pPr>
-      <w:rPr>
-        <w:rFonts w:ascii="Symbol" w:hAnsi="Symbol" w:cs="Symbol" w:hint="default"/>
-      </w:rPr>
-    </w:lvl>
-    <w:lvl w:ilvl="2">
-      <w:start w:val="1"/>
-      <w:numFmt w:val="bullet"/>
-      <w:lvlText w:val=""/>
-      <w:lvlJc w:val="start"/>
-      <w:pPr>
-        <w:tabs>
-          <w:tab w:val="num" w:pos="2127"/>
-        </w:tabs>
-        <w:ind w:start="2127" w:hanging="283"/>
-      </w:pPr>
-      <w:rPr>
-        <w:rFonts w:ascii="Symbol" w:hAnsi="Symbol" w:cs="Symbol" w:hint="default"/>
-      </w:rPr>
-    </w:lvl>
-    <w:lvl w:ilvl="3">
-      <w:start w:val="1"/>
-      <w:numFmt w:val="bullet"/>
-      <w:lvlText w:val=""/>
-      <w:lvlJc w:val="start"/>
-      <w:pPr>
-        <w:tabs>
-          <w:tab w:val="num" w:pos="2836"/>
-        </w:tabs>
-        <w:ind w:start="2836" w:hanging="283"/>
-      </w:pPr>
-      <w:rPr>
-        <w:rFonts w:ascii="Symbol" w:hAnsi="Symbol" w:cs="Symbol" w:hint="default"/>
-      </w:rPr>
-    </w:lvl>
-    <w:lvl w:ilvl="4">
-      <w:start w:val="1"/>
-      <w:numFmt w:val="bullet"/>
-      <w:lvlText w:val=""/>
-      <w:lvlJc w:val="start"/>
-      <w:pPr>
-        <w:tabs>
-          <w:tab w:val="num" w:pos="3545"/>
-        </w:tabs>
-        <w:ind w:start="3545" w:hanging="283"/>
-      </w:pPr>
-      <w:rPr>
-        <w:rFonts w:ascii="Symbol" w:hAnsi="Symbol" w:cs="Symbol" w:hint="default"/>
-      </w:rPr>
-    </w:lvl>
-    <w:lvl w:ilvl="5">
-      <w:start w:val="1"/>
-      <w:numFmt w:val="bullet"/>
-      <w:lvlText w:val=""/>
-      <w:lvlJc w:val="start"/>
-      <w:pPr>
-        <w:tabs>
-          <w:tab w:val="num" w:pos="4254"/>
-        </w:tabs>
-        <w:ind w:start="4254" w:hanging="283"/>
-      </w:pPr>
-      <w:rPr>
-        <w:rFonts w:ascii="Symbol" w:hAnsi="Symbol" w:cs="Symbol" w:hint="default"/>
-      </w:rPr>
-    </w:lvl>
-    <w:lvl w:ilvl="6">
-      <w:start w:val="1"/>
-      <w:numFmt w:val="bullet"/>
-      <w:lvlText w:val=""/>
-      <w:lvlJc w:val="start"/>
-      <w:pPr>
-        <w:tabs>
-          <w:tab w:val="num" w:pos="4963"/>
-        </w:tabs>
-        <w:ind w:start="4963" w:hanging="283"/>
-      </w:pPr>
-      <w:rPr>
-        <w:rFonts w:ascii="Symbol" w:hAnsi="Symbol" w:cs="Symbol" w:hint="default"/>
-      </w:rPr>
-    </w:lvl>
-    <w:lvl w:ilvl="7">
-      <w:start w:val="1"/>
-      <w:numFmt w:val="bullet"/>
-      <w:lvlText w:val=""/>
-      <w:lvlJc w:val="start"/>
-      <w:pPr>
-        <w:tabs>
-          <w:tab w:val="num" w:pos="5672"/>
-        </w:tabs>
-        <w:ind w:start="5672" w:hanging="283"/>
-      </w:pPr>
-      <w:rPr>
-        <w:rFonts w:ascii="Symbol" w:hAnsi="Symbol" w:cs="Symbol" w:hint="default"/>
-      </w:rPr>
-    </w:lvl>
-    <w:lvl w:ilvl="8">
-      <w:start w:val="1"/>
-      <w:numFmt w:val="bullet"/>
-      <w:lvlText w:val=""/>
-      <w:lvlJc w:val="start"/>
-      <w:pPr>
-        <w:tabs>
-          <w:tab w:val="num" w:pos="6381"/>
-        </w:tabs>
-        <w:ind w:start="6381" w:hanging="283"/>
-      </w:pPr>
-      <w:rPr>
-        <w:rFonts w:ascii="Symbol" w:hAnsi="Symbol" w:cs="Symbol" w:hint="default"/>
-      </w:rPr>
-    </w:lvl>
-  </w:abstractNum>
-  <w:abstractNum w:abstractNumId="6">
-    <w:lvl w:ilvl="0">
-      <w:start w:val="1"/>
-      <w:pStyle w:val="Heading1"/>
       <w:numFmt w:val="none"/>
       <w:suff w:val="nothing"/>
       <w:lvlText w:val=""/>
@@ -4184,7 +3953,6 @@
     </w:lvl>
     <w:lvl w:ilvl="2">
       <w:start w:val="1"/>
-      <w:pStyle w:val="Heading3"/>
       <w:numFmt w:val="none"/>
       <w:suff w:val="nothing"/>
       <w:lvlText w:val=""/>
@@ -4198,7 +3966,6 @@
     </w:lvl>
     <w:lvl w:ilvl="3">
       <w:start w:val="1"/>
-      <w:pStyle w:val="Heading4"/>
       <w:numFmt w:val="none"/>
       <w:suff w:val="nothing"/>
       <w:lvlText w:val=""/>
@@ -4290,9 +4057,6 @@
   </w:num>
   <w:num w:numId="5">
     <w:abstractNumId w:val="5"/>
-  </w:num>
-  <w:num w:numId="6">
-    <w:abstractNumId w:val="6"/>
   </w:num>
 </w:numbering>
 </file>
@@ -4443,8 +4207,9 @@
       <w:u w:val="single"/>
     </w:rPr>
   </w:style>
-  <w:style w:type="character" w:styleId="Hyperlink">
-    <w:name w:val="Hyperlink"/>
+  <w:style w:type="character" w:styleId="InternetLink3">
+    <w:name w:val="Internet Link3"/>
+    <w:qFormat/>
     <w:rPr>
       <w:color w:val="000080"/>
       <w:u w:val="single"/>
